--- a/Results.docx
+++ b/Results.docx
@@ -415,31 +415,94 @@
       </w:r>
     </w:p>
     <w:p>
-      <w:r>
+      <w:pPr>
+        <w:rPr>
+          <w:lang w:val="en-GB"/>
+        </w:rPr>
+      </w:pPr>
+      <w:r>
+        <w:rPr>
+          <w:lang w:val="en-GB"/>
+        </w:rPr>
         <w:t>*</w:t>
       </w:r>
       <w:r>
+        <w:rPr>
+          <w:lang w:val="en-GB"/>
+        </w:rPr>
         <w:tab/>
         <w:t>CNN con tuning su MAE e custom loss: MAE =</w:t>
       </w:r>
       <w:r>
+        <w:rPr>
+          <w:lang w:val="en-GB"/>
+        </w:rPr>
         <w:t xml:space="preserve"> 0.</w:t>
       </w:r>
       <w:r>
+        <w:rPr>
+          <w:lang w:val="en-GB"/>
+        </w:rPr>
         <w:t>7852</w:t>
       </w:r>
       <w:r>
+        <w:rPr>
+          <w:lang w:val="en-GB"/>
+        </w:rPr>
         <w:t xml:space="preserve"> / sperman = </w:t>
       </w:r>
       <w:r>
+        <w:rPr>
+          <w:lang w:val="en-GB"/>
+        </w:rPr>
         <w:t>0.</w:t>
       </w:r>
       <w:r>
+        <w:rPr>
+          <w:lang w:val="en-GB"/>
+        </w:rPr>
         <w:t>2714</w:t>
       </w:r>
     </w:p>
-    <w:p/>
-    <w:p/>
+    <w:p>
+      <w:pPr>
+        <w:rPr>
+          <w:lang w:val="en-GB"/>
+        </w:rPr>
+      </w:pPr>
+    </w:p>
+    <w:p>
+      <w:pPr>
+        <w:pStyle w:val="Paragrafoelenco"/>
+        <w:numPr>
+          <w:ilvl w:val="0"/>
+          <w:numId w:val="2"/>
+        </w:numPr>
+        <w:rPr>
+          <w:lang w:val="en-GB"/>
+        </w:rPr>
+      </w:pPr>
+      <w:r>
+        <w:rPr>
+          <w:lang w:val="en-GB"/>
+        </w:rPr>
+        <w:t>Ensemble of best models: MAE = 0.7856 / spearman = 0.2732</w:t>
+      </w:r>
+    </w:p>
+    <w:p>
+      <w:pPr>
+        <w:rPr>
+          <w:lang w:val="en-GB"/>
+        </w:rPr>
+      </w:pPr>
+    </w:p>
+    <w:p>
+      <w:pPr>
+        <w:rPr>
+          <w:lang w:val="en-GB"/>
+        </w:rPr>
+      </w:pPr>
+    </w:p>
     <w:p>
       <w:pPr>
         <w:rPr>
@@ -617,8 +680,123 @@
       </w:rPr>
     </w:lvl>
   </w:abstractNum>
+  <w:abstractNum w:abstractNumId="1" w15:restartNumberingAfterBreak="0">
+    <w:nsid w:val="6869521C"/>
+    <w:multiLevelType w:val="hybridMultilevel"/>
+    <w:tmpl w:val="9276539A"/>
+    <w:lvl w:ilvl="0" w:tplc="AF4EBA60">
+      <w:numFmt w:val="bullet"/>
+      <w:lvlText w:val=""/>
+      <w:lvlJc w:val="left"/>
+      <w:pPr>
+        <w:ind w:left="720" w:hanging="360"/>
+      </w:pPr>
+      <w:rPr>
+        <w:rFonts w:ascii="Symbol" w:eastAsiaTheme="minorHAnsi" w:hAnsi="Symbol" w:cstheme="minorBidi" w:hint="default"/>
+      </w:rPr>
+    </w:lvl>
+    <w:lvl w:ilvl="1" w:tplc="04100003" w:tentative="1">
+      <w:start w:val="1"/>
+      <w:numFmt w:val="bullet"/>
+      <w:lvlText w:val="o"/>
+      <w:lvlJc w:val="left"/>
+      <w:pPr>
+        <w:ind w:left="1440" w:hanging="360"/>
+      </w:pPr>
+      <w:rPr>
+        <w:rFonts w:ascii="Courier New" w:hAnsi="Courier New" w:cs="Courier New" w:hint="default"/>
+      </w:rPr>
+    </w:lvl>
+    <w:lvl w:ilvl="2" w:tplc="04100005" w:tentative="1">
+      <w:start w:val="1"/>
+      <w:numFmt w:val="bullet"/>
+      <w:lvlText w:val=""/>
+      <w:lvlJc w:val="left"/>
+      <w:pPr>
+        <w:ind w:left="2160" w:hanging="360"/>
+      </w:pPr>
+      <w:rPr>
+        <w:rFonts w:ascii="Wingdings" w:hAnsi="Wingdings" w:hint="default"/>
+      </w:rPr>
+    </w:lvl>
+    <w:lvl w:ilvl="3" w:tplc="04100001" w:tentative="1">
+      <w:start w:val="1"/>
+      <w:numFmt w:val="bullet"/>
+      <w:lvlText w:val=""/>
+      <w:lvlJc w:val="left"/>
+      <w:pPr>
+        <w:ind w:left="2880" w:hanging="360"/>
+      </w:pPr>
+      <w:rPr>
+        <w:rFonts w:ascii="Symbol" w:hAnsi="Symbol" w:hint="default"/>
+      </w:rPr>
+    </w:lvl>
+    <w:lvl w:ilvl="4" w:tplc="04100003" w:tentative="1">
+      <w:start w:val="1"/>
+      <w:numFmt w:val="bullet"/>
+      <w:lvlText w:val="o"/>
+      <w:lvlJc w:val="left"/>
+      <w:pPr>
+        <w:ind w:left="3600" w:hanging="360"/>
+      </w:pPr>
+      <w:rPr>
+        <w:rFonts w:ascii="Courier New" w:hAnsi="Courier New" w:cs="Courier New" w:hint="default"/>
+      </w:rPr>
+    </w:lvl>
+    <w:lvl w:ilvl="5" w:tplc="04100005" w:tentative="1">
+      <w:start w:val="1"/>
+      <w:numFmt w:val="bullet"/>
+      <w:lvlText w:val=""/>
+      <w:lvlJc w:val="left"/>
+      <w:pPr>
+        <w:ind w:left="4320" w:hanging="360"/>
+      </w:pPr>
+      <w:rPr>
+        <w:rFonts w:ascii="Wingdings" w:hAnsi="Wingdings" w:hint="default"/>
+      </w:rPr>
+    </w:lvl>
+    <w:lvl w:ilvl="6" w:tplc="04100001" w:tentative="1">
+      <w:start w:val="1"/>
+      <w:numFmt w:val="bullet"/>
+      <w:lvlText w:val=""/>
+      <w:lvlJc w:val="left"/>
+      <w:pPr>
+        <w:ind w:left="5040" w:hanging="360"/>
+      </w:pPr>
+      <w:rPr>
+        <w:rFonts w:ascii="Symbol" w:hAnsi="Symbol" w:hint="default"/>
+      </w:rPr>
+    </w:lvl>
+    <w:lvl w:ilvl="7" w:tplc="04100003" w:tentative="1">
+      <w:start w:val="1"/>
+      <w:numFmt w:val="bullet"/>
+      <w:lvlText w:val="o"/>
+      <w:lvlJc w:val="left"/>
+      <w:pPr>
+        <w:ind w:left="5760" w:hanging="360"/>
+      </w:pPr>
+      <w:rPr>
+        <w:rFonts w:ascii="Courier New" w:hAnsi="Courier New" w:cs="Courier New" w:hint="default"/>
+      </w:rPr>
+    </w:lvl>
+    <w:lvl w:ilvl="8" w:tplc="04100005" w:tentative="1">
+      <w:start w:val="1"/>
+      <w:numFmt w:val="bullet"/>
+      <w:lvlText w:val=""/>
+      <w:lvlJc w:val="left"/>
+      <w:pPr>
+        <w:ind w:left="6480" w:hanging="360"/>
+      </w:pPr>
+      <w:rPr>
+        <w:rFonts w:ascii="Wingdings" w:hAnsi="Wingdings" w:hint="default"/>
+      </w:rPr>
+    </w:lvl>
+  </w:abstractNum>
   <w:num w:numId="1" w16cid:durableId="61412493">
     <w:abstractNumId w:val="0"/>
+  </w:num>
+  <w:num w:numId="2" w16cid:durableId="585726699">
+    <w:abstractNumId w:val="1"/>
   </w:num>
 </w:numbering>
 </file>

--- a/Results.docx
+++ b/Results.docx
@@ -316,7 +316,10 @@
         <w:t xml:space="preserve">/ spearman = </w:t>
       </w:r>
       <w:r>
-        <w:t>0.2801</w:t>
+        <w:t>0.28</w:t>
+      </w:r>
+      <w:r>
+        <w:t>01</w:t>
       </w:r>
     </w:p>
     <w:p>
@@ -405,13 +408,22 @@
         <w:t xml:space="preserve">CNN con tuning su MAE e loss MAE: MAE = </w:t>
       </w:r>
       <w:r>
-        <w:t xml:space="preserve">0.7213 </w:t>
+        <w:t>0.7</w:t>
+      </w:r>
+      <w:r>
+        <w:t>162</w:t>
+      </w:r>
+      <w:r>
+        <w:t xml:space="preserve"> </w:t>
       </w:r>
       <w:r>
         <w:t xml:space="preserve">/ spearman = </w:t>
       </w:r>
       <w:r>
-        <w:t>0.2595</w:t>
+        <w:t>0.25</w:t>
+      </w:r>
+      <w:r>
+        <w:t>51</w:t>
       </w:r>
     </w:p>
     <w:p>
@@ -431,7 +443,19 @@
           <w:lang w:val="en-GB"/>
         </w:rPr>
         <w:tab/>
-        <w:t>CNN con tuning su MAE e custom loss: MAE =</w:t>
+        <w:t xml:space="preserve">CNN con tuning su </w:t>
+      </w:r>
+      <w:r>
+        <w:rPr>
+          <w:lang w:val="en-GB"/>
+        </w:rPr>
+        <w:t>custom loss</w:t>
+      </w:r>
+      <w:r>
+        <w:rPr>
+          <w:lang w:val="en-GB"/>
+        </w:rPr>
+        <w:t xml:space="preserve"> e custom loss: MAE =</w:t>
       </w:r>
       <w:r>
         <w:rPr>
@@ -443,7 +467,13 @@
         <w:rPr>
           <w:lang w:val="en-GB"/>
         </w:rPr>
-        <w:t>7852</w:t>
+        <w:t>78</w:t>
+      </w:r>
+      <w:r>
+        <w:rPr>
+          <w:lang w:val="en-GB"/>
+        </w:rPr>
+        <w:t>40</w:t>
       </w:r>
       <w:r>
         <w:rPr>
@@ -461,7 +491,13 @@
         <w:rPr>
           <w:lang w:val="en-GB"/>
         </w:rPr>
-        <w:t>2714</w:t>
+        <w:t>27</w:t>
+      </w:r>
+      <w:r>
+        <w:rPr>
+          <w:lang w:val="en-GB"/>
+        </w:rPr>
+        <w:t>74</w:t>
       </w:r>
     </w:p>
     <w:p>
@@ -555,6 +591,880 @@
         <w:t>* Deep Learning and Transfer Learning Architectures for English Premier League Player Performance Forecasting (for the CNN architecture)</w:t>
       </w:r>
     </w:p>
+    <w:p>
+      <w:pPr>
+        <w:rPr>
+          <w:lang w:val="en-GB"/>
+        </w:rPr>
+      </w:pPr>
+    </w:p>
+    <w:p>
+      <w:pPr>
+        <w:rPr>
+          <w:lang w:val="en-GB"/>
+        </w:rPr>
+      </w:pPr>
+    </w:p>
+    <w:p>
+      <w:pPr>
+        <w:rPr>
+          <w:rFonts w:ascii="Segoe UI Emoji" w:hAnsi="Segoe UI Emoji" w:cs="Segoe UI Emoji"/>
+          <w:lang w:val="en-GB"/>
+        </w:rPr>
+      </w:pPr>
+    </w:p>
+    <w:p>
+      <w:pPr>
+        <w:rPr>
+          <w:rFonts w:ascii="Segoe UI Emoji" w:hAnsi="Segoe UI Emoji" w:cs="Segoe UI Emoji"/>
+          <w:lang w:val="en-GB"/>
+        </w:rPr>
+      </w:pPr>
+    </w:p>
+    <w:p>
+      <w:pPr>
+        <w:rPr>
+          <w:rFonts w:ascii="Segoe UI Emoji" w:hAnsi="Segoe UI Emoji" w:cs="Segoe UI Emoji"/>
+          <w:lang w:val="en-GB"/>
+        </w:rPr>
+      </w:pPr>
+    </w:p>
+    <w:p>
+      <w:pPr>
+        <w:rPr>
+          <w:rFonts w:ascii="Segoe UI Emoji" w:hAnsi="Segoe UI Emoji" w:cs="Segoe UI Emoji"/>
+          <w:lang w:val="en-GB"/>
+        </w:rPr>
+      </w:pPr>
+    </w:p>
+    <w:p>
+      <w:pPr>
+        <w:rPr>
+          <w:rFonts w:ascii="Segoe UI Emoji" w:hAnsi="Segoe UI Emoji" w:cs="Segoe UI Emoji"/>
+          <w:lang w:val="en-GB"/>
+        </w:rPr>
+      </w:pPr>
+    </w:p>
+    <w:p>
+      <w:pPr>
+        <w:rPr>
+          <w:rFonts w:ascii="Segoe UI Emoji" w:hAnsi="Segoe UI Emoji" w:cs="Segoe UI Emoji"/>
+          <w:lang w:val="en-GB"/>
+        </w:rPr>
+      </w:pPr>
+    </w:p>
+    <w:p>
+      <w:r>
+        <w:rPr>
+          <w:rFonts w:ascii="Segoe UI Emoji" w:hAnsi="Segoe UI Emoji" w:cs="Segoe UI Emoji"/>
+        </w:rPr>
+        <w:lastRenderedPageBreak/>
+        <w:t>✅</w:t>
+      </w:r>
+      <w:r>
+        <w:t xml:space="preserve"> TUNING CNN COMPLETATO! Migliori Parametri</w:t>
+      </w:r>
+      <w:r>
+        <w:t xml:space="preserve"> CNN with MAE</w:t>
+      </w:r>
+      <w:r>
+        <w:t>:</w:t>
+      </w:r>
+    </w:p>
+    <w:p>
+      <w:pPr>
+        <w:rPr>
+          <w:lang w:val="en-GB"/>
+        </w:rPr>
+      </w:pPr>
+      <w:r>
+        <w:t xml:space="preserve">    </w:t>
+      </w:r>
+      <w:r>
+        <w:rPr>
+          <w:lang w:val="en-GB"/>
+        </w:rPr>
+        <w:t>---------------------------------------------</w:t>
+      </w:r>
+    </w:p>
+    <w:p>
+      <w:pPr>
+        <w:rPr>
+          <w:lang w:val="en-GB"/>
+        </w:rPr>
+      </w:pPr>
+      <w:r>
+        <w:rPr>
+          <w:lang w:val="en-GB"/>
+        </w:rPr>
+        <w:t>    Filters:           32</w:t>
+      </w:r>
+    </w:p>
+    <w:p>
+      <w:pPr>
+        <w:rPr>
+          <w:lang w:val="en-GB"/>
+        </w:rPr>
+      </w:pPr>
+      <w:r>
+        <w:rPr>
+          <w:lang w:val="en-GB"/>
+        </w:rPr>
+        <w:t>    Kernel Size:       2</w:t>
+      </w:r>
+    </w:p>
+    <w:p>
+      <w:pPr>
+        <w:rPr>
+          <w:lang w:val="en-GB"/>
+        </w:rPr>
+      </w:pPr>
+      <w:r>
+        <w:rPr>
+          <w:lang w:val="en-GB"/>
+        </w:rPr>
+        <w:t>    Second Layer?:     True</w:t>
+      </w:r>
+    </w:p>
+    <w:p>
+      <w:pPr>
+        <w:rPr>
+          <w:lang w:val="en-GB"/>
+        </w:rPr>
+      </w:pPr>
+      <w:r>
+        <w:rPr>
+          <w:lang w:val="en-GB"/>
+        </w:rPr>
+        <w:t>    Dense Context:     48</w:t>
+      </w:r>
+    </w:p>
+    <w:p>
+      <w:pPr>
+        <w:rPr>
+          <w:lang w:val="en-GB"/>
+        </w:rPr>
+      </w:pPr>
+      <w:r>
+        <w:rPr>
+          <w:lang w:val="en-GB"/>
+        </w:rPr>
+        <w:t>    Dense Final:       32</w:t>
+      </w:r>
+    </w:p>
+    <w:p>
+      <w:pPr>
+        <w:rPr>
+          <w:lang w:val="en-GB"/>
+        </w:rPr>
+      </w:pPr>
+      <w:r>
+        <w:rPr>
+          <w:lang w:val="en-GB"/>
+        </w:rPr>
+        <w:t>    Dropout Rate:      0.30000000000000004</w:t>
+      </w:r>
+    </w:p>
+    <w:p>
+      <w:pPr>
+        <w:rPr>
+          <w:lang w:val="en-GB"/>
+        </w:rPr>
+      </w:pPr>
+      <w:r>
+        <w:rPr>
+          <w:lang w:val="en-GB"/>
+        </w:rPr>
+        <w:t xml:space="preserve">    </w:t>
+      </w:r>
+      <w:r>
+        <w:rPr>
+          <w:lang w:val="en-GB"/>
+        </w:rPr>
+        <w:t>Learning Rate:     0.001</w:t>
+      </w:r>
+    </w:p>
+    <w:p>
+      <w:pPr>
+        <w:rPr>
+          <w:lang w:val="en-GB"/>
+        </w:rPr>
+      </w:pPr>
+      <w:r>
+        <w:rPr>
+          <w:lang w:val="en-GB"/>
+        </w:rPr>
+        <w:t>    Cosine Weight:     5.0</w:t>
+      </w:r>
+    </w:p>
+    <w:p>
+      <w:pPr>
+        <w:rPr>
+          <w:lang w:val="en-GB"/>
+        </w:rPr>
+      </w:pPr>
+      <w:r>
+        <w:rPr>
+          <w:lang w:val="en-GB"/>
+        </w:rPr>
+        <w:t xml:space="preserve">    N_PAST = 3</w:t>
+      </w:r>
+    </w:p>
+    <w:p>
+      <w:pPr>
+        <w:rPr>
+          <w:lang w:val="en-GB"/>
+        </w:rPr>
+      </w:pPr>
+    </w:p>
+    <w:p>
+      <w:r>
+        <w:rPr>
+          <w:rFonts w:ascii="Segoe UI Emoji" w:hAnsi="Segoe UI Emoji" w:cs="Segoe UI Emoji"/>
+        </w:rPr>
+        <w:t>✅</w:t>
+      </w:r>
+      <w:r>
+        <w:t xml:space="preserve"> TUNING CNN COMPLETATO! Migliori Parametri</w:t>
+      </w:r>
+      <w:r>
+        <w:t xml:space="preserve"> CNN with Custom Loss</w:t>
+      </w:r>
+      <w:r>
+        <w:t>:</w:t>
+      </w:r>
+    </w:p>
+    <w:p>
+      <w:pPr>
+        <w:rPr>
+          <w:lang w:val="en-GB"/>
+        </w:rPr>
+      </w:pPr>
+      <w:r>
+        <w:t xml:space="preserve">    </w:t>
+      </w:r>
+      <w:r>
+        <w:rPr>
+          <w:lang w:val="en-GB"/>
+        </w:rPr>
+        <w:t>---------------------------------------------</w:t>
+      </w:r>
+    </w:p>
+    <w:p>
+      <w:pPr>
+        <w:rPr>
+          <w:lang w:val="en-GB"/>
+        </w:rPr>
+      </w:pPr>
+      <w:r>
+        <w:rPr>
+          <w:lang w:val="en-GB"/>
+        </w:rPr>
+        <w:t>    Filters:           96</w:t>
+      </w:r>
+    </w:p>
+    <w:p>
+      <w:pPr>
+        <w:rPr>
+          <w:lang w:val="en-GB"/>
+        </w:rPr>
+      </w:pPr>
+      <w:r>
+        <w:rPr>
+          <w:lang w:val="en-GB"/>
+        </w:rPr>
+        <w:t>    Kernel Size:       3</w:t>
+      </w:r>
+    </w:p>
+    <w:p>
+      <w:pPr>
+        <w:rPr>
+          <w:lang w:val="en-GB"/>
+        </w:rPr>
+      </w:pPr>
+      <w:r>
+        <w:rPr>
+          <w:lang w:val="en-GB"/>
+        </w:rPr>
+        <w:t>    Second Layer?:     False</w:t>
+      </w:r>
+    </w:p>
+    <w:p>
+      <w:pPr>
+        <w:rPr>
+          <w:lang w:val="en-GB"/>
+        </w:rPr>
+      </w:pPr>
+      <w:r>
+        <w:rPr>
+          <w:lang w:val="en-GB"/>
+        </w:rPr>
+        <w:t>    Dense Context:     48</w:t>
+      </w:r>
+    </w:p>
+    <w:p>
+      <w:pPr>
+        <w:rPr>
+          <w:lang w:val="en-GB"/>
+        </w:rPr>
+      </w:pPr>
+      <w:r>
+        <w:rPr>
+          <w:lang w:val="en-GB"/>
+        </w:rPr>
+        <w:t>    Dense Final:       64</w:t>
+      </w:r>
+    </w:p>
+    <w:p>
+      <w:pPr>
+        <w:rPr>
+          <w:lang w:val="en-GB"/>
+        </w:rPr>
+      </w:pPr>
+      <w:r>
+        <w:rPr>
+          <w:lang w:val="en-GB"/>
+        </w:rPr>
+        <w:t>    Dropout Rate:      0.30000000000000004</w:t>
+      </w:r>
+    </w:p>
+    <w:p>
+      <w:pPr>
+        <w:rPr>
+          <w:lang w:val="en-GB"/>
+        </w:rPr>
+      </w:pPr>
+      <w:r>
+        <w:rPr>
+          <w:lang w:val="en-GB"/>
+        </w:rPr>
+        <w:t xml:space="preserve">    </w:t>
+      </w:r>
+      <w:r>
+        <w:rPr>
+          <w:lang w:val="en-GB"/>
+        </w:rPr>
+        <w:t>Learning Rate:     0.0005</w:t>
+      </w:r>
+    </w:p>
+    <w:p>
+      <w:pPr>
+        <w:rPr>
+          <w:lang w:val="en-GB"/>
+        </w:rPr>
+      </w:pPr>
+      <w:r>
+        <w:rPr>
+          <w:lang w:val="en-GB"/>
+        </w:rPr>
+        <w:t>    Cosine Weight:     10.0</w:t>
+      </w:r>
+    </w:p>
+    <w:p>
+      <w:pPr>
+        <w:rPr>
+          <w:lang w:val="en-GB"/>
+        </w:rPr>
+      </w:pPr>
+      <w:r>
+        <w:rPr>
+          <w:lang w:val="en-GB"/>
+        </w:rPr>
+        <w:t xml:space="preserve">    N_PAST = </w:t>
+      </w:r>
+      <w:r>
+        <w:rPr>
+          <w:lang w:val="en-GB"/>
+        </w:rPr>
+        <w:t>3</w:t>
+      </w:r>
+    </w:p>
+    <w:p>
+      <w:pPr>
+        <w:rPr>
+          <w:lang w:val="en-GB"/>
+        </w:rPr>
+      </w:pPr>
+    </w:p>
+    <w:p>
+      <w:pPr>
+        <w:rPr>
+          <w:lang w:val="en-GB"/>
+        </w:rPr>
+      </w:pPr>
+    </w:p>
+    <w:p>
+      <w:pPr>
+        <w:rPr>
+          <w:rFonts w:ascii="Segoe UI Emoji" w:hAnsi="Segoe UI Emoji" w:cs="Segoe UI Emoji"/>
+          <w:lang w:val="en-GB"/>
+        </w:rPr>
+      </w:pPr>
+    </w:p>
+    <w:p>
+      <w:pPr>
+        <w:rPr>
+          <w:rFonts w:ascii="Segoe UI Emoji" w:hAnsi="Segoe UI Emoji" w:cs="Segoe UI Emoji"/>
+          <w:lang w:val="en-GB"/>
+        </w:rPr>
+      </w:pPr>
+    </w:p>
+    <w:p>
+      <w:pPr>
+        <w:rPr>
+          <w:rFonts w:ascii="Segoe UI Emoji" w:hAnsi="Segoe UI Emoji" w:cs="Segoe UI Emoji"/>
+          <w:lang w:val="en-GB"/>
+        </w:rPr>
+      </w:pPr>
+    </w:p>
+    <w:p>
+      <w:pPr>
+        <w:rPr>
+          <w:rFonts w:ascii="Segoe UI Emoji" w:hAnsi="Segoe UI Emoji" w:cs="Segoe UI Emoji"/>
+          <w:lang w:val="en-GB"/>
+        </w:rPr>
+      </w:pPr>
+    </w:p>
+    <w:p>
+      <w:pPr>
+        <w:rPr>
+          <w:rFonts w:ascii="Segoe UI Emoji" w:hAnsi="Segoe UI Emoji" w:cs="Segoe UI Emoji"/>
+          <w:lang w:val="en-GB"/>
+        </w:rPr>
+      </w:pPr>
+    </w:p>
+    <w:p>
+      <w:pPr>
+        <w:rPr>
+          <w:rFonts w:ascii="Segoe UI Emoji" w:hAnsi="Segoe UI Emoji" w:cs="Segoe UI Emoji"/>
+          <w:lang w:val="en-GB"/>
+        </w:rPr>
+      </w:pPr>
+    </w:p>
+    <w:p>
+      <w:pPr>
+        <w:rPr>
+          <w:rFonts w:ascii="Segoe UI Emoji" w:hAnsi="Segoe UI Emoji" w:cs="Segoe UI Emoji"/>
+          <w:lang w:val="en-GB"/>
+        </w:rPr>
+      </w:pPr>
+    </w:p>
+    <w:p>
+      <w:pPr>
+        <w:rPr>
+          <w:rFonts w:ascii="Segoe UI Emoji" w:hAnsi="Segoe UI Emoji" w:cs="Segoe UI Emoji"/>
+          <w:lang w:val="en-GB"/>
+        </w:rPr>
+      </w:pPr>
+    </w:p>
+    <w:p>
+      <w:r>
+        <w:rPr>
+          <w:rFonts w:ascii="Segoe UI Emoji" w:hAnsi="Segoe UI Emoji" w:cs="Segoe UI Emoji"/>
+        </w:rPr>
+        <w:t>✅</w:t>
+      </w:r>
+      <w:r>
+        <w:t xml:space="preserve"> TUNING COMPLETATO! I Migliori Parametri </w:t>
+      </w:r>
+      <w:r>
+        <w:t>LSTM with MAE</w:t>
+      </w:r>
+      <w:r>
+        <w:t>:</w:t>
+      </w:r>
+    </w:p>
+    <w:p>
+      <w:pPr>
+        <w:rPr>
+          <w:lang w:val="en-GB"/>
+        </w:rPr>
+      </w:pPr>
+      <w:r>
+        <w:t xml:space="preserve">    </w:t>
+      </w:r>
+      <w:r>
+        <w:rPr>
+          <w:lang w:val="en-GB"/>
+        </w:rPr>
+        <w:t>------------------------------------------------</w:t>
+      </w:r>
+    </w:p>
+    <w:p>
+      <w:pPr>
+        <w:rPr>
+          <w:lang w:val="en-GB"/>
+        </w:rPr>
+      </w:pPr>
+      <w:r>
+        <w:rPr>
+          <w:lang w:val="en-GB"/>
+        </w:rPr>
+        <w:t>    LSTM Units:        64</w:t>
+      </w:r>
+    </w:p>
+    <w:p>
+      <w:pPr>
+        <w:rPr>
+          <w:lang w:val="en-GB"/>
+        </w:rPr>
+      </w:pPr>
+      <w:r>
+        <w:rPr>
+          <w:lang w:val="en-GB"/>
+        </w:rPr>
+        <w:t>    Dense Context:     16</w:t>
+      </w:r>
+    </w:p>
+    <w:p>
+      <w:pPr>
+        <w:rPr>
+          <w:lang w:val="en-GB"/>
+        </w:rPr>
+      </w:pPr>
+      <w:r>
+        <w:rPr>
+          <w:lang w:val="en-GB"/>
+        </w:rPr>
+        <w:t>    Dense Final:       128</w:t>
+      </w:r>
+    </w:p>
+    <w:p>
+      <w:pPr>
+        <w:rPr>
+          <w:lang w:val="en-GB"/>
+        </w:rPr>
+      </w:pPr>
+      <w:r>
+        <w:rPr>
+          <w:lang w:val="en-GB"/>
+        </w:rPr>
+        <w:t>    Extra Layer?:      True</w:t>
+      </w:r>
+    </w:p>
+    <w:p>
+      <w:pPr>
+        <w:rPr>
+          <w:lang w:val="en-GB"/>
+        </w:rPr>
+      </w:pPr>
+      <w:r>
+        <w:rPr>
+          <w:lang w:val="en-GB"/>
+        </w:rPr>
+        <w:t>    Dropout Rate:      0.4</w:t>
+      </w:r>
+    </w:p>
+    <w:p>
+      <w:pPr>
+        <w:rPr>
+          <w:lang w:val="en-GB"/>
+        </w:rPr>
+      </w:pPr>
+      <w:r>
+        <w:rPr>
+          <w:lang w:val="en-GB"/>
+        </w:rPr>
+        <w:t>    Learning Rate:     0.001</w:t>
+      </w:r>
+    </w:p>
+    <w:p>
+      <w:pPr>
+        <w:rPr>
+          <w:lang w:val="en-GB"/>
+        </w:rPr>
+      </w:pPr>
+      <w:r>
+        <w:rPr>
+          <w:lang w:val="en-GB"/>
+        </w:rPr>
+        <w:t>    Loss Cosine Wgt:   5.0</w:t>
+      </w:r>
+    </w:p>
+    <w:p>
+      <w:pPr>
+        <w:rPr>
+          <w:lang w:val="en-GB"/>
+        </w:rPr>
+      </w:pPr>
+      <w:r>
+        <w:rPr>
+          <w:lang w:val="en-GB"/>
+        </w:rPr>
+        <w:t xml:space="preserve">    N_PAST = 2</w:t>
+      </w:r>
+    </w:p>
+    <w:p>
+      <w:pPr>
+        <w:rPr>
+          <w:lang w:val="en-GB"/>
+        </w:rPr>
+      </w:pPr>
+      <w:r>
+        <w:rPr>
+          <w:lang w:val="en-GB"/>
+        </w:rPr>
+        <w:t xml:space="preserve">    </w:t>
+      </w:r>
+    </w:p>
+    <w:p>
+      <w:pPr>
+        <w:rPr>
+          <w:lang w:val="en-GB"/>
+        </w:rPr>
+      </w:pPr>
+    </w:p>
+    <w:p>
+      <w:pPr>
+        <w:rPr>
+          <w:lang w:val="en-GB"/>
+        </w:rPr>
+      </w:pPr>
+      <w:r>
+        <w:rPr>
+          <w:rFonts w:ascii="Segoe UI Emoji" w:hAnsi="Segoe UI Emoji" w:cs="Segoe UI Emoji"/>
+          <w:lang w:val="en-GB"/>
+        </w:rPr>
+        <w:t>✅</w:t>
+      </w:r>
+      <w:r>
+        <w:rPr>
+          <w:lang w:val="en-GB"/>
+        </w:rPr>
+        <w:t xml:space="preserve"> TUNING COMPLETATO! I Migliori Parametri LSTM with </w:t>
+      </w:r>
+      <w:r>
+        <w:rPr>
+          <w:lang w:val="en-GB"/>
+        </w:rPr>
+        <w:t>Custom Loss</w:t>
+      </w:r>
+      <w:r>
+        <w:rPr>
+          <w:lang w:val="en-GB"/>
+        </w:rPr>
+        <w:t>:</w:t>
+      </w:r>
+    </w:p>
+    <w:p>
+      <w:pPr>
+        <w:rPr>
+          <w:lang w:val="en-GB"/>
+        </w:rPr>
+      </w:pPr>
+      <w:r>
+        <w:rPr>
+          <w:lang w:val="en-GB"/>
+        </w:rPr>
+        <w:t xml:space="preserve">    </w:t>
+      </w:r>
+      <w:r>
+        <w:rPr>
+          <w:lang w:val="en-GB"/>
+        </w:rPr>
+        <w:t>------------------------------------------------</w:t>
+      </w:r>
+    </w:p>
+    <w:p>
+      <w:pPr>
+        <w:rPr>
+          <w:lang w:val="en-GB"/>
+        </w:rPr>
+      </w:pPr>
+      <w:r>
+        <w:rPr>
+          <w:lang w:val="en-GB"/>
+        </w:rPr>
+        <w:t xml:space="preserve">    LSTM Units:        </w:t>
+      </w:r>
+      <w:r>
+        <w:rPr>
+          <w:lang w:val="en-GB"/>
+        </w:rPr>
+        <w:t>96</w:t>
+      </w:r>
+    </w:p>
+    <w:p>
+      <w:pPr>
+        <w:rPr>
+          <w:lang w:val="en-GB"/>
+        </w:rPr>
+      </w:pPr>
+      <w:r>
+        <w:rPr>
+          <w:lang w:val="en-GB"/>
+        </w:rPr>
+        <w:t>    Dense Context:     16</w:t>
+      </w:r>
+    </w:p>
+    <w:p>
+      <w:pPr>
+        <w:rPr>
+          <w:lang w:val="en-GB"/>
+        </w:rPr>
+      </w:pPr>
+      <w:r>
+        <w:rPr>
+          <w:lang w:val="en-GB"/>
+        </w:rPr>
+        <w:t>    Dense Final:       </w:t>
+      </w:r>
+      <w:r>
+        <w:rPr>
+          <w:lang w:val="en-GB"/>
+        </w:rPr>
+        <w:t>96</w:t>
+      </w:r>
+    </w:p>
+    <w:p>
+      <w:pPr>
+        <w:rPr>
+          <w:lang w:val="en-GB"/>
+        </w:rPr>
+      </w:pPr>
+      <w:r>
+        <w:rPr>
+          <w:lang w:val="en-GB"/>
+        </w:rPr>
+        <w:t>    Extra Layer?:      True</w:t>
+      </w:r>
+    </w:p>
+    <w:p>
+      <w:pPr>
+        <w:rPr>
+          <w:lang w:val="en-GB"/>
+        </w:rPr>
+      </w:pPr>
+      <w:r>
+        <w:rPr>
+          <w:lang w:val="en-GB"/>
+        </w:rPr>
+        <w:t>    Dropout Rate:      0.</w:t>
+      </w:r>
+      <w:r>
+        <w:rPr>
+          <w:lang w:val="en-GB"/>
+        </w:rPr>
+        <w:t>3</w:t>
+      </w:r>
+    </w:p>
+    <w:p>
+      <w:pPr>
+        <w:rPr>
+          <w:lang w:val="en-GB"/>
+        </w:rPr>
+      </w:pPr>
+      <w:r>
+        <w:rPr>
+          <w:lang w:val="en-GB"/>
+        </w:rPr>
+        <w:t>    Learning Rate:     0.001</w:t>
+      </w:r>
+    </w:p>
+    <w:p>
+      <w:pPr>
+        <w:rPr>
+          <w:lang w:val="en-GB"/>
+        </w:rPr>
+      </w:pPr>
+      <w:r>
+        <w:rPr>
+          <w:lang w:val="en-GB"/>
+        </w:rPr>
+        <w:t>    Loss Cosine Wgt:   </w:t>
+      </w:r>
+      <w:r>
+        <w:rPr>
+          <w:lang w:val="en-GB"/>
+        </w:rPr>
+        <w:t>10</w:t>
+      </w:r>
+      <w:r>
+        <w:rPr>
+          <w:lang w:val="en-GB"/>
+        </w:rPr>
+        <w:t>.0</w:t>
+      </w:r>
+    </w:p>
+    <w:p>
+      <w:r>
+        <w:rPr>
+          <w:lang w:val="en-GB"/>
+        </w:rPr>
+        <w:t xml:space="preserve">    </w:t>
+      </w:r>
+      <w:r>
+        <w:t>N_PAST = 4</w:t>
+      </w:r>
+    </w:p>
+    <w:p/>
+    <w:p/>
+    <w:p>
+      <w:r>
+        <w:rPr>
+          <w:rFonts w:ascii="Segoe UI Emoji" w:hAnsi="Segoe UI Emoji" w:cs="Segoe UI Emoji"/>
+          <w:lang w:val="en-GB"/>
+        </w:rPr>
+        <w:t>🎯</w:t>
+      </w:r>
+      <w:r>
+        <w:t xml:space="preserve"> Lineup Accuracy (Giocatori indovinati): 56.21%</w:t>
+      </w:r>
+    </w:p>
+    <w:p>
+      <w:r>
+        <w:rPr>
+          <w:rFonts w:ascii="Segoe UI Emoji" w:hAnsi="Segoe UI Emoji" w:cs="Segoe UI Emoji"/>
+        </w:rPr>
+        <w:t>⚽</w:t>
+      </w:r>
+      <w:r>
+        <w:t xml:space="preserve"> Media Punti AI (Reali):                 </w:t>
+      </w:r>
+      <w:r>
+        <w:t>64</w:t>
+      </w:r>
+      <w:r>
+        <w:t>.33</w:t>
+      </w:r>
+    </w:p>
+    <w:p>
+      <w:r>
+        <w:rPr>
+          <w:rFonts w:ascii="Segoe UI Emoji" w:hAnsi="Segoe UI Emoji" w:cs="Segoe UI Emoji"/>
+          <w:lang w:val="en-GB"/>
+        </w:rPr>
+        <w:t>🔮</w:t>
+      </w:r>
+      <w:r>
+        <w:t xml:space="preserve"> Media Punti Ottimali (Perfetti):        </w:t>
+      </w:r>
+      <w:r>
+        <w:t>71</w:t>
+      </w:r>
+      <w:r>
+        <w:t>.03</w:t>
+      </w:r>
+    </w:p>
+    <w:p>
+      <w:r>
+        <w:rPr>
+          <w:rFonts w:ascii="Segoe UI Emoji" w:hAnsi="Segoe UI Emoji" w:cs="Segoe UI Emoji"/>
+        </w:rPr>
+        <w:t>⚡</w:t>
+      </w:r>
+      <w:r>
+        <w:t xml:space="preserve"> Efficienza (Punti AI / Punti Max):      </w:t>
+      </w:r>
+      <w:r>
+        <w:t>90.57</w:t>
+      </w:r>
+      <w:r>
+        <w:t>%</w:t>
+      </w:r>
+    </w:p>
+    <w:p/>
+    <w:p/>
     <w:sectPr>
       <w:pgSz w:w="11906" w:h="16838"/>
       <w:pgMar w:top="1417" w:right="1134" w:bottom="1134" w:left="1134" w:header="708" w:footer="708" w:gutter="0"/>

--- a/Results.docx
+++ b/Results.docx
@@ -654,418 +654,422 @@
       </w:pPr>
     </w:p>
     <w:p>
-      <w:r>
+      <w:pPr>
         <w:rPr>
           <w:rFonts w:ascii="Segoe UI Emoji" w:hAnsi="Segoe UI Emoji" w:cs="Segoe UI Emoji"/>
+        </w:rPr>
+      </w:pPr>
+      <w:r>
+        <w:rPr>
+          <w:rFonts w:ascii="Segoe UI Emoji" w:hAnsi="Segoe UI Emoji" w:cs="Segoe UI Emoji"/>
+        </w:rPr>
+        <w:lastRenderedPageBreak/>
+        <w:t>TOTALE</w:t>
+      </w:r>
+    </w:p>
+    <w:p>
+      <w:r>
+        <w:rPr>
+          <w:rFonts w:ascii="Segoe UI Emoji" w:hAnsi="Segoe UI Emoji" w:cs="Segoe UI Emoji"/>
+        </w:rPr>
+        <w:t>✅</w:t>
+      </w:r>
+      <w:r>
+        <w:t xml:space="preserve"> TUNING CNN COMPLETATO! Migliori Parametri</w:t>
+      </w:r>
+      <w:r>
+        <w:t xml:space="preserve"> CNN with MAE</w:t>
+      </w:r>
+      <w:r>
+        <w:t>:</w:t>
+      </w:r>
+    </w:p>
+    <w:p>
+      <w:pPr>
+        <w:rPr>
+          <w:lang w:val="en-GB"/>
+        </w:rPr>
+      </w:pPr>
+      <w:r>
+        <w:t xml:space="preserve">    </w:t>
+      </w:r>
+      <w:r>
+        <w:rPr>
+          <w:lang w:val="en-GB"/>
+        </w:rPr>
+        <w:t>---------------------------------------------</w:t>
+      </w:r>
+    </w:p>
+    <w:p>
+      <w:pPr>
+        <w:rPr>
+          <w:lang w:val="en-GB"/>
+        </w:rPr>
+      </w:pPr>
+      <w:r>
+        <w:rPr>
+          <w:lang w:val="en-GB"/>
+        </w:rPr>
+        <w:t>    Filters:           32</w:t>
+      </w:r>
+    </w:p>
+    <w:p>
+      <w:pPr>
+        <w:rPr>
+          <w:lang w:val="en-GB"/>
+        </w:rPr>
+      </w:pPr>
+      <w:r>
+        <w:rPr>
+          <w:lang w:val="en-GB"/>
+        </w:rPr>
+        <w:t>    Kernel Size:       2</w:t>
+      </w:r>
+    </w:p>
+    <w:p>
+      <w:pPr>
+        <w:rPr>
+          <w:lang w:val="en-GB"/>
+        </w:rPr>
+      </w:pPr>
+      <w:r>
+        <w:rPr>
+          <w:lang w:val="en-GB"/>
+        </w:rPr>
+        <w:t>    Second Layer?:     True</w:t>
+      </w:r>
+    </w:p>
+    <w:p>
+      <w:pPr>
+        <w:rPr>
+          <w:lang w:val="en-GB"/>
+        </w:rPr>
+      </w:pPr>
+      <w:r>
+        <w:rPr>
+          <w:lang w:val="en-GB"/>
+        </w:rPr>
+        <w:t>    Dense Context:     48</w:t>
+      </w:r>
+    </w:p>
+    <w:p>
+      <w:pPr>
+        <w:rPr>
+          <w:lang w:val="en-GB"/>
+        </w:rPr>
+      </w:pPr>
+      <w:r>
+        <w:rPr>
+          <w:lang w:val="en-GB"/>
+        </w:rPr>
+        <w:t>    Dense Final:       32</w:t>
+      </w:r>
+    </w:p>
+    <w:p>
+      <w:pPr>
+        <w:rPr>
+          <w:lang w:val="en-GB"/>
+        </w:rPr>
+      </w:pPr>
+      <w:r>
+        <w:rPr>
+          <w:lang w:val="en-GB"/>
+        </w:rPr>
+        <w:t>    Dropout Rate:      0.30000000000000004</w:t>
+      </w:r>
+    </w:p>
+    <w:p>
+      <w:pPr>
+        <w:rPr>
+          <w:lang w:val="en-GB"/>
+        </w:rPr>
+      </w:pPr>
+      <w:r>
+        <w:rPr>
+          <w:lang w:val="en-GB"/>
+        </w:rPr>
+        <w:t xml:space="preserve">    </w:t>
+      </w:r>
+      <w:r>
+        <w:rPr>
+          <w:lang w:val="en-GB"/>
+        </w:rPr>
+        <w:t>Learning Rate:     0.001</w:t>
+      </w:r>
+    </w:p>
+    <w:p>
+      <w:pPr>
+        <w:rPr>
+          <w:lang w:val="en-GB"/>
+        </w:rPr>
+      </w:pPr>
+      <w:r>
+        <w:rPr>
+          <w:lang w:val="en-GB"/>
+        </w:rPr>
+        <w:t>    Cosine Weight:     5.0</w:t>
+      </w:r>
+    </w:p>
+    <w:p>
+      <w:pPr>
+        <w:rPr>
+          <w:lang w:val="en-GB"/>
+        </w:rPr>
+      </w:pPr>
+      <w:r>
+        <w:rPr>
+          <w:lang w:val="en-GB"/>
+        </w:rPr>
+        <w:t xml:space="preserve">    N_PAST = 3</w:t>
+      </w:r>
+    </w:p>
+    <w:p>
+      <w:pPr>
+        <w:rPr>
+          <w:lang w:val="en-GB"/>
+        </w:rPr>
+      </w:pPr>
+    </w:p>
+    <w:p>
+      <w:r>
+        <w:rPr>
+          <w:rFonts w:ascii="Segoe UI Emoji" w:hAnsi="Segoe UI Emoji" w:cs="Segoe UI Emoji"/>
+          <w:lang w:val="en-GB"/>
+        </w:rPr>
+        <w:t>✅</w:t>
+      </w:r>
+      <w:r>
+        <w:rPr>
+          <w:lang w:val="en-GB"/>
+        </w:rPr>
+        <w:t xml:space="preserve"> TUNING CNN COMPLETATO! </w:t>
+      </w:r>
+      <w:r>
+        <w:t>Migliori Parametri</w:t>
+      </w:r>
+      <w:r>
+        <w:t xml:space="preserve"> CNN with Custom Loss</w:t>
+      </w:r>
+      <w:r>
+        <w:t>:</w:t>
+      </w:r>
+    </w:p>
+    <w:p>
+      <w:pPr>
+        <w:rPr>
+          <w:lang w:val="en-GB"/>
+        </w:rPr>
+      </w:pPr>
+      <w:r>
+        <w:t xml:space="preserve">    </w:t>
+      </w:r>
+      <w:r>
+        <w:rPr>
+          <w:lang w:val="en-GB"/>
+        </w:rPr>
+        <w:t>---------------------------------------------</w:t>
+      </w:r>
+    </w:p>
+    <w:p>
+      <w:pPr>
+        <w:rPr>
+          <w:lang w:val="en-GB"/>
+        </w:rPr>
+      </w:pPr>
+      <w:r>
+        <w:rPr>
+          <w:lang w:val="en-GB"/>
+        </w:rPr>
+        <w:t>    Filters:           96</w:t>
+      </w:r>
+    </w:p>
+    <w:p>
+      <w:pPr>
+        <w:rPr>
+          <w:lang w:val="en-GB"/>
+        </w:rPr>
+      </w:pPr>
+      <w:r>
+        <w:rPr>
+          <w:lang w:val="en-GB"/>
+        </w:rPr>
+        <w:t>    Kernel Size:       3</w:t>
+      </w:r>
+    </w:p>
+    <w:p>
+      <w:pPr>
+        <w:rPr>
+          <w:lang w:val="en-GB"/>
+        </w:rPr>
+      </w:pPr>
+      <w:r>
+        <w:rPr>
+          <w:lang w:val="en-GB"/>
+        </w:rPr>
+        <w:t>    Second Layer?:     False</w:t>
+      </w:r>
+    </w:p>
+    <w:p>
+      <w:pPr>
+        <w:rPr>
+          <w:lang w:val="en-GB"/>
+        </w:rPr>
+      </w:pPr>
+      <w:r>
+        <w:rPr>
+          <w:lang w:val="en-GB"/>
+        </w:rPr>
+        <w:t>    Dense Context:     48</w:t>
+      </w:r>
+    </w:p>
+    <w:p>
+      <w:pPr>
+        <w:rPr>
+          <w:lang w:val="en-GB"/>
+        </w:rPr>
+      </w:pPr>
+      <w:r>
+        <w:rPr>
+          <w:lang w:val="en-GB"/>
+        </w:rPr>
+        <w:t>    Dense Final:       64</w:t>
+      </w:r>
+    </w:p>
+    <w:p>
+      <w:pPr>
+        <w:rPr>
+          <w:lang w:val="en-GB"/>
+        </w:rPr>
+      </w:pPr>
+      <w:r>
+        <w:rPr>
+          <w:lang w:val="en-GB"/>
+        </w:rPr>
+        <w:t>    Dropout Rate:      0.30000000000000004</w:t>
+      </w:r>
+    </w:p>
+    <w:p>
+      <w:pPr>
+        <w:rPr>
+          <w:lang w:val="en-GB"/>
+        </w:rPr>
+      </w:pPr>
+      <w:r>
+        <w:rPr>
+          <w:lang w:val="en-GB"/>
+        </w:rPr>
+        <w:t xml:space="preserve">    </w:t>
+      </w:r>
+      <w:r>
+        <w:rPr>
+          <w:lang w:val="en-GB"/>
+        </w:rPr>
+        <w:t>Learning Rate:     0.0005</w:t>
+      </w:r>
+    </w:p>
+    <w:p>
+      <w:pPr>
+        <w:rPr>
+          <w:lang w:val="en-GB"/>
+        </w:rPr>
+      </w:pPr>
+      <w:r>
+        <w:rPr>
+          <w:lang w:val="en-GB"/>
+        </w:rPr>
+        <w:t>    Cosine Weight:     10.0</w:t>
+      </w:r>
+    </w:p>
+    <w:p>
+      <w:pPr>
+        <w:rPr>
+          <w:lang w:val="en-GB"/>
+        </w:rPr>
+      </w:pPr>
+      <w:r>
+        <w:rPr>
+          <w:lang w:val="en-GB"/>
+        </w:rPr>
+        <w:t xml:space="preserve">    N_PAST = </w:t>
+      </w:r>
+      <w:r>
+        <w:rPr>
+          <w:lang w:val="en-GB"/>
+        </w:rPr>
+        <w:t>3</w:t>
+      </w:r>
+    </w:p>
+    <w:p>
+      <w:pPr>
+        <w:rPr>
+          <w:lang w:val="en-GB"/>
+        </w:rPr>
+      </w:pPr>
+    </w:p>
+    <w:p>
+      <w:pPr>
+        <w:rPr>
+          <w:lang w:val="en-GB"/>
+        </w:rPr>
+      </w:pPr>
+    </w:p>
+    <w:p>
+      <w:pPr>
+        <w:rPr>
+          <w:rFonts w:ascii="Segoe UI Emoji" w:hAnsi="Segoe UI Emoji" w:cs="Segoe UI Emoji"/>
+          <w:lang w:val="en-GB"/>
+        </w:rPr>
+      </w:pPr>
+    </w:p>
+    <w:p>
+      <w:pPr>
+        <w:rPr>
+          <w:rFonts w:ascii="Segoe UI Emoji" w:hAnsi="Segoe UI Emoji" w:cs="Segoe UI Emoji"/>
+          <w:lang w:val="en-GB"/>
+        </w:rPr>
+      </w:pPr>
+    </w:p>
+    <w:p>
+      <w:pPr>
+        <w:rPr>
+          <w:rFonts w:ascii="Segoe UI Emoji" w:hAnsi="Segoe UI Emoji" w:cs="Segoe UI Emoji"/>
+          <w:lang w:val="en-GB"/>
+        </w:rPr>
+      </w:pPr>
+    </w:p>
+    <w:p>
+      <w:pPr>
+        <w:rPr>
+          <w:rFonts w:ascii="Segoe UI Emoji" w:hAnsi="Segoe UI Emoji" w:cs="Segoe UI Emoji"/>
+          <w:lang w:val="en-GB"/>
+        </w:rPr>
+      </w:pPr>
+    </w:p>
+    <w:p>
+      <w:pPr>
+        <w:rPr>
+          <w:rFonts w:ascii="Segoe UI Emoji" w:hAnsi="Segoe UI Emoji" w:cs="Segoe UI Emoji"/>
+          <w:lang w:val="en-GB"/>
+        </w:rPr>
+      </w:pPr>
+    </w:p>
+    <w:p>
+      <w:r>
+        <w:rPr>
+          <w:rFonts w:ascii="Segoe UI Emoji" w:hAnsi="Segoe UI Emoji" w:cs="Segoe UI Emoji"/>
+          <w:lang w:val="en-GB"/>
         </w:rPr>
         <w:lastRenderedPageBreak/>
         <w:t>✅</w:t>
       </w:r>
       <w:r>
-        <w:t xml:space="preserve"> TUNING CNN COMPLETATO! Migliori Parametri</w:t>
-      </w:r>
-      <w:r>
-        <w:t xml:space="preserve"> CNN with MAE</w:t>
-      </w:r>
-      <w:r>
-        <w:t>:</w:t>
-      </w:r>
-    </w:p>
-    <w:p>
-      <w:pPr>
-        <w:rPr>
-          <w:lang w:val="en-GB"/>
-        </w:rPr>
-      </w:pPr>
-      <w:r>
-        <w:t xml:space="preserve">    </w:t>
-      </w:r>
-      <w:r>
-        <w:rPr>
-          <w:lang w:val="en-GB"/>
-        </w:rPr>
-        <w:t>---------------------------------------------</w:t>
-      </w:r>
-    </w:p>
-    <w:p>
-      <w:pPr>
-        <w:rPr>
-          <w:lang w:val="en-GB"/>
-        </w:rPr>
-      </w:pPr>
-      <w:r>
-        <w:rPr>
-          <w:lang w:val="en-GB"/>
-        </w:rPr>
-        <w:t>    Filters:           32</w:t>
-      </w:r>
-    </w:p>
-    <w:p>
-      <w:pPr>
-        <w:rPr>
-          <w:lang w:val="en-GB"/>
-        </w:rPr>
-      </w:pPr>
-      <w:r>
-        <w:rPr>
-          <w:lang w:val="en-GB"/>
-        </w:rPr>
-        <w:t>    Kernel Size:       2</w:t>
-      </w:r>
-    </w:p>
-    <w:p>
-      <w:pPr>
-        <w:rPr>
-          <w:lang w:val="en-GB"/>
-        </w:rPr>
-      </w:pPr>
-      <w:r>
-        <w:rPr>
-          <w:lang w:val="en-GB"/>
-        </w:rPr>
-        <w:t>    Second Layer?:     True</w:t>
-      </w:r>
-    </w:p>
-    <w:p>
-      <w:pPr>
-        <w:rPr>
-          <w:lang w:val="en-GB"/>
-        </w:rPr>
-      </w:pPr>
-      <w:r>
-        <w:rPr>
-          <w:lang w:val="en-GB"/>
-        </w:rPr>
-        <w:t>    Dense Context:     48</w:t>
-      </w:r>
-    </w:p>
-    <w:p>
-      <w:pPr>
-        <w:rPr>
-          <w:lang w:val="en-GB"/>
-        </w:rPr>
-      </w:pPr>
-      <w:r>
-        <w:rPr>
-          <w:lang w:val="en-GB"/>
-        </w:rPr>
-        <w:t>    Dense Final:       32</w:t>
-      </w:r>
-    </w:p>
-    <w:p>
-      <w:pPr>
-        <w:rPr>
-          <w:lang w:val="en-GB"/>
-        </w:rPr>
-      </w:pPr>
-      <w:r>
-        <w:rPr>
-          <w:lang w:val="en-GB"/>
-        </w:rPr>
-        <w:t>    Dropout Rate:      0.30000000000000004</w:t>
-      </w:r>
-    </w:p>
-    <w:p>
-      <w:pPr>
-        <w:rPr>
-          <w:lang w:val="en-GB"/>
-        </w:rPr>
-      </w:pPr>
-      <w:r>
-        <w:rPr>
-          <w:lang w:val="en-GB"/>
-        </w:rPr>
-        <w:t xml:space="preserve">    </w:t>
-      </w:r>
-      <w:r>
-        <w:rPr>
-          <w:lang w:val="en-GB"/>
-        </w:rPr>
-        <w:t>Learning Rate:     0.001</w:t>
-      </w:r>
-    </w:p>
-    <w:p>
-      <w:pPr>
-        <w:rPr>
-          <w:lang w:val="en-GB"/>
-        </w:rPr>
-      </w:pPr>
-      <w:r>
-        <w:rPr>
-          <w:lang w:val="en-GB"/>
-        </w:rPr>
-        <w:t>    Cosine Weight:     5.0</w:t>
-      </w:r>
-    </w:p>
-    <w:p>
-      <w:pPr>
-        <w:rPr>
-          <w:lang w:val="en-GB"/>
-        </w:rPr>
-      </w:pPr>
-      <w:r>
-        <w:rPr>
-          <w:lang w:val="en-GB"/>
-        </w:rPr>
-        <w:t xml:space="preserve">    N_PAST = 3</w:t>
-      </w:r>
-    </w:p>
-    <w:p>
-      <w:pPr>
-        <w:rPr>
-          <w:lang w:val="en-GB"/>
-        </w:rPr>
-      </w:pPr>
-    </w:p>
-    <w:p>
-      <w:r>
-        <w:rPr>
-          <w:rFonts w:ascii="Segoe UI Emoji" w:hAnsi="Segoe UI Emoji" w:cs="Segoe UI Emoji"/>
-        </w:rPr>
-        <w:t>✅</w:t>
-      </w:r>
-      <w:r>
-        <w:t xml:space="preserve"> TUNING CNN COMPLETATO! Migliori Parametri</w:t>
-      </w:r>
-      <w:r>
-        <w:t xml:space="preserve"> CNN with Custom Loss</w:t>
-      </w:r>
-      <w:r>
-        <w:t>:</w:t>
-      </w:r>
-    </w:p>
-    <w:p>
-      <w:pPr>
-        <w:rPr>
-          <w:lang w:val="en-GB"/>
-        </w:rPr>
-      </w:pPr>
-      <w:r>
-        <w:t xml:space="preserve">    </w:t>
-      </w:r>
-      <w:r>
-        <w:rPr>
-          <w:lang w:val="en-GB"/>
-        </w:rPr>
-        <w:t>---------------------------------------------</w:t>
-      </w:r>
-    </w:p>
-    <w:p>
-      <w:pPr>
-        <w:rPr>
-          <w:lang w:val="en-GB"/>
-        </w:rPr>
-      </w:pPr>
-      <w:r>
-        <w:rPr>
-          <w:lang w:val="en-GB"/>
-        </w:rPr>
-        <w:t>    Filters:           96</w:t>
-      </w:r>
-    </w:p>
-    <w:p>
-      <w:pPr>
-        <w:rPr>
-          <w:lang w:val="en-GB"/>
-        </w:rPr>
-      </w:pPr>
-      <w:r>
-        <w:rPr>
-          <w:lang w:val="en-GB"/>
-        </w:rPr>
-        <w:t>    Kernel Size:       3</w:t>
-      </w:r>
-    </w:p>
-    <w:p>
-      <w:pPr>
-        <w:rPr>
-          <w:lang w:val="en-GB"/>
-        </w:rPr>
-      </w:pPr>
-      <w:r>
-        <w:rPr>
-          <w:lang w:val="en-GB"/>
-        </w:rPr>
-        <w:t>    Second Layer?:     False</w:t>
-      </w:r>
-    </w:p>
-    <w:p>
-      <w:pPr>
-        <w:rPr>
-          <w:lang w:val="en-GB"/>
-        </w:rPr>
-      </w:pPr>
-      <w:r>
-        <w:rPr>
-          <w:lang w:val="en-GB"/>
-        </w:rPr>
-        <w:t>    Dense Context:     48</w:t>
-      </w:r>
-    </w:p>
-    <w:p>
-      <w:pPr>
-        <w:rPr>
-          <w:lang w:val="en-GB"/>
-        </w:rPr>
-      </w:pPr>
-      <w:r>
-        <w:rPr>
-          <w:lang w:val="en-GB"/>
-        </w:rPr>
-        <w:t>    Dense Final:       64</w:t>
-      </w:r>
-    </w:p>
-    <w:p>
-      <w:pPr>
-        <w:rPr>
-          <w:lang w:val="en-GB"/>
-        </w:rPr>
-      </w:pPr>
-      <w:r>
-        <w:rPr>
-          <w:lang w:val="en-GB"/>
-        </w:rPr>
-        <w:t>    Dropout Rate:      0.30000000000000004</w:t>
-      </w:r>
-    </w:p>
-    <w:p>
-      <w:pPr>
-        <w:rPr>
-          <w:lang w:val="en-GB"/>
-        </w:rPr>
-      </w:pPr>
-      <w:r>
-        <w:rPr>
-          <w:lang w:val="en-GB"/>
-        </w:rPr>
-        <w:t xml:space="preserve">    </w:t>
-      </w:r>
-      <w:r>
-        <w:rPr>
-          <w:lang w:val="en-GB"/>
-        </w:rPr>
-        <w:t>Learning Rate:     0.0005</w:t>
-      </w:r>
-    </w:p>
-    <w:p>
-      <w:pPr>
-        <w:rPr>
-          <w:lang w:val="en-GB"/>
-        </w:rPr>
-      </w:pPr>
-      <w:r>
-        <w:rPr>
-          <w:lang w:val="en-GB"/>
-        </w:rPr>
-        <w:t>    Cosine Weight:     10.0</w:t>
-      </w:r>
-    </w:p>
-    <w:p>
-      <w:pPr>
-        <w:rPr>
-          <w:lang w:val="en-GB"/>
-        </w:rPr>
-      </w:pPr>
-      <w:r>
-        <w:rPr>
-          <w:lang w:val="en-GB"/>
-        </w:rPr>
-        <w:t xml:space="preserve">    N_PAST = </w:t>
-      </w:r>
-      <w:r>
-        <w:rPr>
-          <w:lang w:val="en-GB"/>
-        </w:rPr>
-        <w:t>3</w:t>
-      </w:r>
-    </w:p>
-    <w:p>
-      <w:pPr>
-        <w:rPr>
-          <w:lang w:val="en-GB"/>
-        </w:rPr>
-      </w:pPr>
-    </w:p>
-    <w:p>
-      <w:pPr>
-        <w:rPr>
-          <w:lang w:val="en-GB"/>
-        </w:rPr>
-      </w:pPr>
-    </w:p>
-    <w:p>
-      <w:pPr>
-        <w:rPr>
-          <w:rFonts w:ascii="Segoe UI Emoji" w:hAnsi="Segoe UI Emoji" w:cs="Segoe UI Emoji"/>
-          <w:lang w:val="en-GB"/>
-        </w:rPr>
-      </w:pPr>
-    </w:p>
-    <w:p>
-      <w:pPr>
-        <w:rPr>
-          <w:rFonts w:ascii="Segoe UI Emoji" w:hAnsi="Segoe UI Emoji" w:cs="Segoe UI Emoji"/>
-          <w:lang w:val="en-GB"/>
-        </w:rPr>
-      </w:pPr>
-    </w:p>
-    <w:p>
-      <w:pPr>
-        <w:rPr>
-          <w:rFonts w:ascii="Segoe UI Emoji" w:hAnsi="Segoe UI Emoji" w:cs="Segoe UI Emoji"/>
-          <w:lang w:val="en-GB"/>
-        </w:rPr>
-      </w:pPr>
-    </w:p>
-    <w:p>
-      <w:pPr>
-        <w:rPr>
-          <w:rFonts w:ascii="Segoe UI Emoji" w:hAnsi="Segoe UI Emoji" w:cs="Segoe UI Emoji"/>
-          <w:lang w:val="en-GB"/>
-        </w:rPr>
-      </w:pPr>
-    </w:p>
-    <w:p>
-      <w:pPr>
-        <w:rPr>
-          <w:rFonts w:ascii="Segoe UI Emoji" w:hAnsi="Segoe UI Emoji" w:cs="Segoe UI Emoji"/>
-          <w:lang w:val="en-GB"/>
-        </w:rPr>
-      </w:pPr>
-    </w:p>
-    <w:p>
-      <w:pPr>
-        <w:rPr>
-          <w:rFonts w:ascii="Segoe UI Emoji" w:hAnsi="Segoe UI Emoji" w:cs="Segoe UI Emoji"/>
-          <w:lang w:val="en-GB"/>
-        </w:rPr>
-      </w:pPr>
-    </w:p>
-    <w:p>
-      <w:pPr>
-        <w:rPr>
-          <w:rFonts w:ascii="Segoe UI Emoji" w:hAnsi="Segoe UI Emoji" w:cs="Segoe UI Emoji"/>
-          <w:lang w:val="en-GB"/>
-        </w:rPr>
-      </w:pPr>
-    </w:p>
-    <w:p>
-      <w:pPr>
-        <w:rPr>
-          <w:rFonts w:ascii="Segoe UI Emoji" w:hAnsi="Segoe UI Emoji" w:cs="Segoe UI Emoji"/>
-          <w:lang w:val="en-GB"/>
-        </w:rPr>
-      </w:pPr>
-    </w:p>
-    <w:p>
-      <w:r>
-        <w:rPr>
-          <w:rFonts w:ascii="Segoe UI Emoji" w:hAnsi="Segoe UI Emoji" w:cs="Segoe UI Emoji"/>
-        </w:rPr>
-        <w:t>✅</w:t>
-      </w:r>
-      <w:r>
-        <w:t xml:space="preserve"> TUNING COMPLETATO! I Migliori Parametri </w:t>
+        <w:rPr>
+          <w:lang w:val="en-GB"/>
+        </w:rPr>
+        <w:t xml:space="preserve"> TUNING COMPLETATO! </w:t>
+      </w:r>
+      <w:r>
+        <w:t xml:space="preserve">I Migliori Parametri </w:t>
       </w:r>
       <w:r>
         <w:t>LSTM with MAE</w:t>
@@ -1419,7 +1423,7 @@
         <w:t>⚽</w:t>
       </w:r>
       <w:r>
-        <w:t xml:space="preserve"> Media Punti AI (Reali):                 </w:t>
+        <w:t xml:space="preserve"> Media Punti AI (Reali): </w:t>
       </w:r>
       <w:r>
         <w:t>64</w:t>
@@ -1437,7 +1441,7 @@
         <w:t>🔮</w:t>
       </w:r>
       <w:r>
-        <w:t xml:space="preserve"> Media Punti Ottimali (Perfetti):        </w:t>
+        <w:t xml:space="preserve"> Media Punti Ottimali (Perfetti): </w:t>
       </w:r>
       <w:r>
         <w:t>71</w:t>
@@ -1454,7 +1458,7 @@
         <w:t>⚡</w:t>
       </w:r>
       <w:r>
-        <w:t xml:space="preserve"> Efficienza (Punti AI / Punti Max):      </w:t>
+        <w:t xml:space="preserve"> Efficienza (Punti AI / Punti Max): </w:t>
       </w:r>
       <w:r>
         <w:t>90.57</w:t>
@@ -1465,6 +1469,2108 @@
     </w:p>
     <w:p/>
     <w:p/>
+    <w:p/>
+    <w:p>
+      <w:r>
+        <w:lastRenderedPageBreak/>
+        <w:t xml:space="preserve">DIFENSORI </w:t>
+      </w:r>
+    </w:p>
+    <w:p>
+      <w:r>
+        <w:t>(14300 training, 3300 validation, 3200 testing)</w:t>
+      </w:r>
+    </w:p>
+    <w:p>
+      <w:r>
+        <w:rPr>
+          <w:rFonts w:ascii="Segoe UI Emoji" w:hAnsi="Segoe UI Emoji" w:cs="Segoe UI Emoji"/>
+        </w:rPr>
+        <w:t>✅</w:t>
+      </w:r>
+      <w:r>
+        <w:t xml:space="preserve"> TUNING COMPLETATO! I Migliori Parametri sono LSTM with Custom Loss:</w:t>
+      </w:r>
+    </w:p>
+    <w:p>
+      <w:pPr>
+        <w:rPr>
+          <w:lang w:val="en-GB"/>
+        </w:rPr>
+      </w:pPr>
+      <w:r>
+        <w:t xml:space="preserve">    </w:t>
+      </w:r>
+      <w:r>
+        <w:rPr>
+          <w:lang w:val="en-GB"/>
+        </w:rPr>
+        <w:t>------------------------------------------------</w:t>
+      </w:r>
+    </w:p>
+    <w:p>
+      <w:pPr>
+        <w:rPr>
+          <w:lang w:val="en-GB"/>
+        </w:rPr>
+      </w:pPr>
+      <w:r>
+        <w:rPr>
+          <w:lang w:val="en-GB"/>
+        </w:rPr>
+        <w:t xml:space="preserve">    LSTM Units:        96</w:t>
+      </w:r>
+    </w:p>
+    <w:p>
+      <w:pPr>
+        <w:rPr>
+          <w:lang w:val="en-GB"/>
+        </w:rPr>
+      </w:pPr>
+      <w:r>
+        <w:rPr>
+          <w:lang w:val="en-GB"/>
+        </w:rPr>
+        <w:t xml:space="preserve">    Dense Context:     32</w:t>
+      </w:r>
+    </w:p>
+    <w:p>
+      <w:pPr>
+        <w:rPr>
+          <w:lang w:val="en-GB"/>
+        </w:rPr>
+      </w:pPr>
+      <w:r>
+        <w:rPr>
+          <w:lang w:val="en-GB"/>
+        </w:rPr>
+        <w:t xml:space="preserve">    Dense Final:       32</w:t>
+      </w:r>
+    </w:p>
+    <w:p>
+      <w:pPr>
+        <w:rPr>
+          <w:lang w:val="en-GB"/>
+        </w:rPr>
+      </w:pPr>
+      <w:r>
+        <w:rPr>
+          <w:lang w:val="en-GB"/>
+        </w:rPr>
+        <w:t xml:space="preserve">    Extra Layer?:      True</w:t>
+      </w:r>
+    </w:p>
+    <w:p>
+      <w:pPr>
+        <w:rPr>
+          <w:lang w:val="en-GB"/>
+        </w:rPr>
+      </w:pPr>
+      <w:r>
+        <w:rPr>
+          <w:lang w:val="en-GB"/>
+        </w:rPr>
+        <w:t xml:space="preserve">    Dropout Rate:      0.1</w:t>
+      </w:r>
+    </w:p>
+    <w:p>
+      <w:pPr>
+        <w:rPr>
+          <w:lang w:val="en-GB"/>
+        </w:rPr>
+      </w:pPr>
+      <w:r>
+        <w:rPr>
+          <w:lang w:val="en-GB"/>
+        </w:rPr>
+        <w:t xml:space="preserve">    Learning Rate:     0.001</w:t>
+      </w:r>
+    </w:p>
+    <w:p>
+      <w:pPr>
+        <w:rPr>
+          <w:lang w:val="en-GB"/>
+        </w:rPr>
+      </w:pPr>
+      <w:r>
+        <w:rPr>
+          <w:lang w:val="en-GB"/>
+        </w:rPr>
+        <w:t xml:space="preserve">    Loss Cosine Wgt:   10.0</w:t>
+      </w:r>
+    </w:p>
+    <w:p>
+      <w:pPr>
+        <w:rPr>
+          <w:lang w:val="en-GB"/>
+        </w:rPr>
+      </w:pPr>
+      <w:r>
+        <w:rPr>
+          <w:lang w:val="en-GB"/>
+        </w:rPr>
+        <w:t xml:space="preserve">    N_PAST :</w:t>
+      </w:r>
+      <w:r>
+        <w:rPr>
+          <w:lang w:val="en-GB"/>
+        </w:rPr>
+        <w:t xml:space="preserve"> 4</w:t>
+      </w:r>
+    </w:p>
+    <w:p>
+      <w:pPr>
+        <w:rPr>
+          <w:lang w:val="en-GB"/>
+        </w:rPr>
+      </w:pPr>
+    </w:p>
+    <w:p>
+      <w:pPr>
+        <w:rPr>
+          <w:lang w:val="en-GB"/>
+        </w:rPr>
+      </w:pPr>
+    </w:p>
+    <w:p>
+      <w:r>
+        <w:rPr>
+          <w:rFonts w:ascii="Segoe UI Emoji" w:hAnsi="Segoe UI Emoji" w:cs="Segoe UI Emoji"/>
+        </w:rPr>
+        <w:t>✅</w:t>
+      </w:r>
+      <w:r>
+        <w:t xml:space="preserve"> TUNING COMPLETATO! I Migliori Parametri sono</w:t>
+      </w:r>
+      <w:r>
+        <w:t xml:space="preserve"> LSTM with MAE</w:t>
+      </w:r>
+      <w:r>
+        <w:t>:</w:t>
+      </w:r>
+    </w:p>
+    <w:p>
+      <w:pPr>
+        <w:rPr>
+          <w:lang w:val="en-GB"/>
+        </w:rPr>
+      </w:pPr>
+      <w:r>
+        <w:t xml:space="preserve">    </w:t>
+      </w:r>
+      <w:r>
+        <w:rPr>
+          <w:lang w:val="en-GB"/>
+        </w:rPr>
+        <w:t>------------------------------------------------</w:t>
+      </w:r>
+    </w:p>
+    <w:p>
+      <w:pPr>
+        <w:rPr>
+          <w:lang w:val="en-GB"/>
+        </w:rPr>
+      </w:pPr>
+      <w:r>
+        <w:rPr>
+          <w:lang w:val="en-GB"/>
+        </w:rPr>
+        <w:t xml:space="preserve">    LSTM Units:        32</w:t>
+      </w:r>
+    </w:p>
+    <w:p>
+      <w:pPr>
+        <w:rPr>
+          <w:lang w:val="en-GB"/>
+        </w:rPr>
+      </w:pPr>
+      <w:r>
+        <w:rPr>
+          <w:lang w:val="en-GB"/>
+        </w:rPr>
+        <w:t xml:space="preserve">    Dense Context:     32</w:t>
+      </w:r>
+    </w:p>
+    <w:p>
+      <w:pPr>
+        <w:rPr>
+          <w:lang w:val="en-GB"/>
+        </w:rPr>
+      </w:pPr>
+      <w:r>
+        <w:rPr>
+          <w:lang w:val="en-GB"/>
+        </w:rPr>
+        <w:t xml:space="preserve">    Dense Final:       128</w:t>
+      </w:r>
+    </w:p>
+    <w:p>
+      <w:pPr>
+        <w:rPr>
+          <w:lang w:val="en-GB"/>
+        </w:rPr>
+      </w:pPr>
+      <w:r>
+        <w:rPr>
+          <w:lang w:val="en-GB"/>
+        </w:rPr>
+        <w:t xml:space="preserve">    Extra Layer?:      True</w:t>
+      </w:r>
+    </w:p>
+    <w:p>
+      <w:pPr>
+        <w:rPr>
+          <w:lang w:val="en-GB"/>
+        </w:rPr>
+      </w:pPr>
+      <w:r>
+        <w:rPr>
+          <w:lang w:val="en-GB"/>
+        </w:rPr>
+        <w:t xml:space="preserve">    Dropout Rate:      0.2</w:t>
+      </w:r>
+    </w:p>
+    <w:p>
+      <w:pPr>
+        <w:rPr>
+          <w:lang w:val="en-GB"/>
+        </w:rPr>
+      </w:pPr>
+      <w:r>
+        <w:rPr>
+          <w:lang w:val="en-GB"/>
+        </w:rPr>
+        <w:t xml:space="preserve">    Learning Rate:     0.001</w:t>
+      </w:r>
+    </w:p>
+    <w:p>
+      <w:pPr>
+        <w:rPr>
+          <w:lang w:val="en-GB"/>
+        </w:rPr>
+      </w:pPr>
+      <w:r>
+        <w:rPr>
+          <w:lang w:val="en-GB"/>
+        </w:rPr>
+        <w:t xml:space="preserve">    Loss Cosine Wgt:   3.0</w:t>
+      </w:r>
+    </w:p>
+    <w:p>
+      <w:pPr>
+        <w:rPr>
+          <w:lang w:val="en-GB"/>
+        </w:rPr>
+      </w:pPr>
+      <w:r>
+        <w:rPr>
+          <w:lang w:val="en-GB"/>
+        </w:rPr>
+        <w:t xml:space="preserve">    N_PAST :</w:t>
+      </w:r>
+      <w:r>
+        <w:rPr>
+          <w:lang w:val="en-GB"/>
+        </w:rPr>
+        <w:t xml:space="preserve"> 6</w:t>
+      </w:r>
+    </w:p>
+    <w:p>
+      <w:pPr>
+        <w:rPr>
+          <w:lang w:val="en-GB"/>
+        </w:rPr>
+      </w:pPr>
+    </w:p>
+    <w:p>
+      <w:pPr>
+        <w:rPr>
+          <w:lang w:val="en-GB"/>
+        </w:rPr>
+      </w:pPr>
+    </w:p>
+    <w:p>
+      <w:r>
+        <w:rPr>
+          <w:rFonts w:ascii="Segoe UI Emoji" w:hAnsi="Segoe UI Emoji" w:cs="Segoe UI Emoji"/>
+        </w:rPr>
+        <w:t>✅</w:t>
+      </w:r>
+      <w:r>
+        <w:t xml:space="preserve"> TUNING CNN COMPLETATO! Migliori Parametri</w:t>
+      </w:r>
+      <w:r>
+        <w:t xml:space="preserve"> CNN MAE</w:t>
+      </w:r>
+      <w:r>
+        <w:t>:</w:t>
+      </w:r>
+    </w:p>
+    <w:p>
+      <w:pPr>
+        <w:rPr>
+          <w:lang w:val="en-GB"/>
+        </w:rPr>
+      </w:pPr>
+      <w:r>
+        <w:t xml:space="preserve">    </w:t>
+      </w:r>
+      <w:r>
+        <w:rPr>
+          <w:lang w:val="en-GB"/>
+        </w:rPr>
+        <w:t>---------------------------------------------</w:t>
+      </w:r>
+    </w:p>
+    <w:p>
+      <w:pPr>
+        <w:rPr>
+          <w:lang w:val="en-GB"/>
+        </w:rPr>
+      </w:pPr>
+      <w:r>
+        <w:rPr>
+          <w:lang w:val="en-GB"/>
+        </w:rPr>
+        <w:t xml:space="preserve">    Filters:           64</w:t>
+      </w:r>
+    </w:p>
+    <w:p>
+      <w:pPr>
+        <w:rPr>
+          <w:lang w:val="en-GB"/>
+        </w:rPr>
+      </w:pPr>
+      <w:r>
+        <w:rPr>
+          <w:lang w:val="en-GB"/>
+        </w:rPr>
+        <w:t xml:space="preserve">    Kernel Size:       2</w:t>
+      </w:r>
+    </w:p>
+    <w:p>
+      <w:pPr>
+        <w:rPr>
+          <w:lang w:val="en-GB"/>
+        </w:rPr>
+      </w:pPr>
+      <w:r>
+        <w:rPr>
+          <w:lang w:val="en-GB"/>
+        </w:rPr>
+        <w:t xml:space="preserve">    Second Layer?:     False</w:t>
+      </w:r>
+    </w:p>
+    <w:p>
+      <w:pPr>
+        <w:rPr>
+          <w:lang w:val="en-GB"/>
+        </w:rPr>
+      </w:pPr>
+      <w:r>
+        <w:rPr>
+          <w:lang w:val="en-GB"/>
+        </w:rPr>
+        <w:lastRenderedPageBreak/>
+        <w:t xml:space="preserve">    Dense Context:     32</w:t>
+      </w:r>
+    </w:p>
+    <w:p>
+      <w:pPr>
+        <w:rPr>
+          <w:lang w:val="en-GB"/>
+        </w:rPr>
+      </w:pPr>
+      <w:r>
+        <w:rPr>
+          <w:lang w:val="en-GB"/>
+        </w:rPr>
+        <w:t xml:space="preserve">    Dense Final:       64</w:t>
+      </w:r>
+    </w:p>
+    <w:p>
+      <w:pPr>
+        <w:rPr>
+          <w:lang w:val="en-GB"/>
+        </w:rPr>
+      </w:pPr>
+      <w:r>
+        <w:rPr>
+          <w:lang w:val="en-GB"/>
+        </w:rPr>
+        <w:t xml:space="preserve">    Dropout Rate:      0.4</w:t>
+      </w:r>
+    </w:p>
+    <w:p>
+      <w:pPr>
+        <w:rPr>
+          <w:lang w:val="en-GB"/>
+        </w:rPr>
+      </w:pPr>
+      <w:r>
+        <w:rPr>
+          <w:lang w:val="en-GB"/>
+        </w:rPr>
+        <w:t xml:space="preserve">    Learning Rate:     0.001</w:t>
+      </w:r>
+    </w:p>
+    <w:p>
+      <w:pPr>
+        <w:rPr>
+          <w:lang w:val="en-GB"/>
+        </w:rPr>
+      </w:pPr>
+      <w:r>
+        <w:rPr>
+          <w:lang w:val="en-GB"/>
+        </w:rPr>
+        <w:t xml:space="preserve">    Cosine Weight:     5.0</w:t>
+      </w:r>
+    </w:p>
+    <w:p>
+      <w:pPr>
+        <w:rPr>
+          <w:lang w:val="en-GB"/>
+        </w:rPr>
+      </w:pPr>
+      <w:r>
+        <w:rPr>
+          <w:lang w:val="en-GB"/>
+        </w:rPr>
+        <w:t xml:space="preserve">    </w:t>
+      </w:r>
+      <w:r>
+        <w:rPr>
+          <w:lang w:val="en-GB"/>
+        </w:rPr>
+        <w:t>N_PAST : 2</w:t>
+      </w:r>
+    </w:p>
+    <w:p>
+      <w:pPr>
+        <w:rPr>
+          <w:lang w:val="en-GB"/>
+        </w:rPr>
+      </w:pPr>
+    </w:p>
+    <w:p>
+      <w:pPr>
+        <w:rPr>
+          <w:lang w:val="en-GB"/>
+        </w:rPr>
+      </w:pPr>
+    </w:p>
+    <w:p>
+      <w:r>
+        <w:rPr>
+          <w:rFonts w:ascii="Segoe UI Emoji" w:hAnsi="Segoe UI Emoji" w:cs="Segoe UI Emoji"/>
+          <w:lang w:val="en-GB"/>
+        </w:rPr>
+        <w:t>✅</w:t>
+      </w:r>
+      <w:r>
+        <w:rPr>
+          <w:lang w:val="en-GB"/>
+        </w:rPr>
+        <w:t xml:space="preserve"> TUNING CNN COMPLETATO! </w:t>
+      </w:r>
+      <w:r>
+        <w:t>Migliori Parametri</w:t>
+      </w:r>
+      <w:r>
+        <w:t xml:space="preserve"> CNN Custom Loss</w:t>
+      </w:r>
+      <w:r>
+        <w:t>:</w:t>
+      </w:r>
+    </w:p>
+    <w:p>
+      <w:pPr>
+        <w:rPr>
+          <w:lang w:val="en-GB"/>
+        </w:rPr>
+      </w:pPr>
+      <w:r>
+        <w:t xml:space="preserve">    </w:t>
+      </w:r>
+      <w:r>
+        <w:rPr>
+          <w:lang w:val="en-GB"/>
+        </w:rPr>
+        <w:t>---------------------------------------------</w:t>
+      </w:r>
+    </w:p>
+    <w:p>
+      <w:pPr>
+        <w:rPr>
+          <w:lang w:val="en-GB"/>
+        </w:rPr>
+      </w:pPr>
+      <w:r>
+        <w:rPr>
+          <w:lang w:val="en-GB"/>
+        </w:rPr>
+        <w:t xml:space="preserve">    Filters:           96</w:t>
+      </w:r>
+    </w:p>
+    <w:p>
+      <w:pPr>
+        <w:rPr>
+          <w:lang w:val="en-GB"/>
+        </w:rPr>
+      </w:pPr>
+      <w:r>
+        <w:rPr>
+          <w:lang w:val="en-GB"/>
+        </w:rPr>
+        <w:t xml:space="preserve">    Kernel Size:       3</w:t>
+      </w:r>
+    </w:p>
+    <w:p>
+      <w:pPr>
+        <w:rPr>
+          <w:lang w:val="en-GB"/>
+        </w:rPr>
+      </w:pPr>
+      <w:r>
+        <w:rPr>
+          <w:lang w:val="en-GB"/>
+        </w:rPr>
+        <w:t xml:space="preserve">    Second Layer?:     False</w:t>
+      </w:r>
+    </w:p>
+    <w:p>
+      <w:pPr>
+        <w:rPr>
+          <w:lang w:val="en-GB"/>
+        </w:rPr>
+      </w:pPr>
+      <w:r>
+        <w:rPr>
+          <w:lang w:val="en-GB"/>
+        </w:rPr>
+        <w:t xml:space="preserve">    Dense Context:     16</w:t>
+      </w:r>
+    </w:p>
+    <w:p>
+      <w:pPr>
+        <w:rPr>
+          <w:lang w:val="en-GB"/>
+        </w:rPr>
+      </w:pPr>
+      <w:r>
+        <w:rPr>
+          <w:lang w:val="en-GB"/>
+        </w:rPr>
+        <w:t xml:space="preserve">    Dense Final:       96</w:t>
+      </w:r>
+    </w:p>
+    <w:p>
+      <w:pPr>
+        <w:rPr>
+          <w:lang w:val="en-GB"/>
+        </w:rPr>
+      </w:pPr>
+      <w:r>
+        <w:rPr>
+          <w:lang w:val="en-GB"/>
+        </w:rPr>
+        <w:t xml:space="preserve">    Dropout Rate:      0.30000000000000004</w:t>
+      </w:r>
+    </w:p>
+    <w:p>
+      <w:pPr>
+        <w:rPr>
+          <w:lang w:val="en-GB"/>
+        </w:rPr>
+      </w:pPr>
+      <w:r>
+        <w:rPr>
+          <w:lang w:val="en-GB"/>
+        </w:rPr>
+        <w:t xml:space="preserve">    Learning Rate:     0.0005</w:t>
+      </w:r>
+    </w:p>
+    <w:p>
+      <w:pPr>
+        <w:rPr>
+          <w:lang w:val="en-GB"/>
+        </w:rPr>
+      </w:pPr>
+      <w:r>
+        <w:rPr>
+          <w:lang w:val="en-GB"/>
+        </w:rPr>
+        <w:t xml:space="preserve">    Cosine Weight:     12.0</w:t>
+      </w:r>
+    </w:p>
+    <w:p>
+      <w:pPr>
+        <w:rPr>
+          <w:lang w:val="en-GB"/>
+        </w:rPr>
+      </w:pPr>
+      <w:r>
+        <w:rPr>
+          <w:lang w:val="en-GB"/>
+        </w:rPr>
+        <w:t xml:space="preserve">    N_PAST = 3</w:t>
+      </w:r>
+    </w:p>
+    <w:p>
+      <w:pPr>
+        <w:rPr>
+          <w:lang w:val="en-GB"/>
+        </w:rPr>
+      </w:pPr>
+    </w:p>
+    <w:p>
+      <w:pPr>
+        <w:rPr>
+          <w:lang w:val="en-GB"/>
+        </w:rPr>
+      </w:pPr>
+    </w:p>
+    <w:p>
+      <w:pPr>
+        <w:rPr>
+          <w:lang w:val="en-GB"/>
+        </w:rPr>
+      </w:pPr>
+    </w:p>
+    <w:p>
+      <w:pPr>
+        <w:rPr>
+          <w:lang w:val="en-GB"/>
+        </w:rPr>
+      </w:pPr>
+    </w:p>
+    <w:p>
+      <w:pPr>
+        <w:rPr>
+          <w:lang w:val="en-GB"/>
+        </w:rPr>
+      </w:pPr>
+    </w:p>
+    <w:p>
+      <w:pPr>
+        <w:rPr>
+          <w:lang w:val="en-GB"/>
+        </w:rPr>
+      </w:pPr>
+    </w:p>
+    <w:p>
+      <w:pPr>
+        <w:rPr>
+          <w:lang w:val="en-GB"/>
+        </w:rPr>
+      </w:pPr>
+    </w:p>
+    <w:p>
+      <w:pPr>
+        <w:rPr>
+          <w:lang w:val="en-GB"/>
+        </w:rPr>
+      </w:pPr>
+    </w:p>
+    <w:p>
+      <w:pPr>
+        <w:rPr>
+          <w:lang w:val="en-GB"/>
+        </w:rPr>
+      </w:pPr>
+    </w:p>
+    <w:p>
+      <w:pPr>
+        <w:rPr>
+          <w:lang w:val="en-GB"/>
+        </w:rPr>
+      </w:pPr>
+    </w:p>
+    <w:p>
+      <w:pPr>
+        <w:rPr>
+          <w:lang w:val="en-GB"/>
+        </w:rPr>
+      </w:pPr>
+    </w:p>
+    <w:p>
+      <w:pPr>
+        <w:rPr>
+          <w:lang w:val="en-GB"/>
+        </w:rPr>
+      </w:pPr>
+    </w:p>
+    <w:p>
+      <w:pPr>
+        <w:rPr>
+          <w:lang w:val="en-GB"/>
+        </w:rPr>
+      </w:pPr>
+    </w:p>
+    <w:p>
+      <w:pPr>
+        <w:rPr>
+          <w:lang w:val="en-GB"/>
+        </w:rPr>
+      </w:pPr>
+      <w:r>
+        <w:rPr>
+          <w:lang w:val="en-GB"/>
+        </w:rPr>
+        <w:lastRenderedPageBreak/>
+        <w:t>CENTROCAMPISTI:</w:t>
+      </w:r>
+    </w:p>
+    <w:p>
+      <w:r>
+        <w:t>(circa 15</w:t>
+      </w:r>
+      <w:r>
+        <w:t>3</w:t>
+      </w:r>
+      <w:r>
+        <w:t>00 per il training, 3</w:t>
+      </w:r>
+      <w:r>
+        <w:t>300 per validation, 3300 per testing)</w:t>
+      </w:r>
+    </w:p>
+    <w:p/>
+    <w:p>
+      <w:r>
+        <w:rPr>
+          <w:rFonts w:ascii="Segoe UI Emoji" w:hAnsi="Segoe UI Emoji" w:cs="Segoe UI Emoji"/>
+        </w:rPr>
+        <w:t>✅</w:t>
+      </w:r>
+      <w:r>
+        <w:t xml:space="preserve"> TUNING COMPLETATO! I Migliori Parametri sono</w:t>
+      </w:r>
+      <w:r>
+        <w:t xml:space="preserve"> LSTM MAE</w:t>
+      </w:r>
+      <w:r>
+        <w:t>:</w:t>
+      </w:r>
+    </w:p>
+    <w:p>
+      <w:pPr>
+        <w:rPr>
+          <w:lang w:val="en-GB"/>
+        </w:rPr>
+      </w:pPr>
+      <w:r>
+        <w:t xml:space="preserve">    </w:t>
+      </w:r>
+      <w:r>
+        <w:rPr>
+          <w:lang w:val="en-GB"/>
+        </w:rPr>
+        <w:t>------------------------------------------------</w:t>
+      </w:r>
+    </w:p>
+    <w:p>
+      <w:pPr>
+        <w:rPr>
+          <w:lang w:val="en-GB"/>
+        </w:rPr>
+      </w:pPr>
+      <w:r>
+        <w:rPr>
+          <w:lang w:val="en-GB"/>
+        </w:rPr>
+        <w:t xml:space="preserve">    LSTM Units:        32</w:t>
+      </w:r>
+    </w:p>
+    <w:p>
+      <w:pPr>
+        <w:rPr>
+          <w:lang w:val="en-GB"/>
+        </w:rPr>
+      </w:pPr>
+      <w:r>
+        <w:rPr>
+          <w:lang w:val="en-GB"/>
+        </w:rPr>
+        <w:t xml:space="preserve">    Dense Context:     48</w:t>
+      </w:r>
+    </w:p>
+    <w:p>
+      <w:pPr>
+        <w:rPr>
+          <w:lang w:val="en-GB"/>
+        </w:rPr>
+      </w:pPr>
+      <w:r>
+        <w:rPr>
+          <w:lang w:val="en-GB"/>
+        </w:rPr>
+        <w:t xml:space="preserve">    Dense Final:       32</w:t>
+      </w:r>
+    </w:p>
+    <w:p>
+      <w:pPr>
+        <w:rPr>
+          <w:lang w:val="en-GB"/>
+        </w:rPr>
+      </w:pPr>
+      <w:r>
+        <w:rPr>
+          <w:lang w:val="en-GB"/>
+        </w:rPr>
+        <w:t xml:space="preserve">    Extra Layer?:      True</w:t>
+      </w:r>
+    </w:p>
+    <w:p>
+      <w:pPr>
+        <w:rPr>
+          <w:lang w:val="en-GB"/>
+        </w:rPr>
+      </w:pPr>
+      <w:r>
+        <w:rPr>
+          <w:lang w:val="en-GB"/>
+        </w:rPr>
+        <w:t xml:space="preserve">    Dropout Rate:      0.1</w:t>
+      </w:r>
+    </w:p>
+    <w:p>
+      <w:pPr>
+        <w:rPr>
+          <w:lang w:val="en-GB"/>
+        </w:rPr>
+      </w:pPr>
+      <w:r>
+        <w:rPr>
+          <w:lang w:val="en-GB"/>
+        </w:rPr>
+        <w:t xml:space="preserve">    Learning Rate:     0.001</w:t>
+      </w:r>
+    </w:p>
+    <w:p>
+      <w:pPr>
+        <w:rPr>
+          <w:lang w:val="en-GB"/>
+        </w:rPr>
+      </w:pPr>
+      <w:r>
+        <w:rPr>
+          <w:lang w:val="en-GB"/>
+        </w:rPr>
+        <w:t xml:space="preserve">    Loss Cosine Wgt:   5.0</w:t>
+      </w:r>
+    </w:p>
+    <w:p>
+      <w:pPr>
+        <w:rPr>
+          <w:lang w:val="en-GB"/>
+        </w:rPr>
+      </w:pPr>
+      <w:r>
+        <w:rPr>
+          <w:lang w:val="en-GB"/>
+        </w:rPr>
+        <w:t xml:space="preserve">    N_PAST : 2</w:t>
+      </w:r>
+    </w:p>
+    <w:p>
+      <w:pPr>
+        <w:rPr>
+          <w:lang w:val="en-GB"/>
+        </w:rPr>
+      </w:pPr>
+    </w:p>
+    <w:p>
+      <w:pPr>
+        <w:rPr>
+          <w:lang w:val="en-GB"/>
+        </w:rPr>
+      </w:pPr>
+    </w:p>
+    <w:p>
+      <w:r>
+        <w:rPr>
+          <w:rFonts w:ascii="Segoe UI Emoji" w:hAnsi="Segoe UI Emoji" w:cs="Segoe UI Emoji"/>
+        </w:rPr>
+        <w:t>✅</w:t>
+      </w:r>
+      <w:r>
+        <w:t xml:space="preserve"> TUNING COMPLETATO! I Migliori Parametri sono</w:t>
+      </w:r>
+      <w:r>
+        <w:t xml:space="preserve"> LSTM Custom Loss</w:t>
+      </w:r>
+      <w:r>
+        <w:t>:</w:t>
+      </w:r>
+    </w:p>
+    <w:p>
+      <w:pPr>
+        <w:rPr>
+          <w:lang w:val="en-GB"/>
+        </w:rPr>
+      </w:pPr>
+      <w:r>
+        <w:t xml:space="preserve">    </w:t>
+      </w:r>
+      <w:r>
+        <w:rPr>
+          <w:lang w:val="en-GB"/>
+        </w:rPr>
+        <w:t>------------------------------------------------</w:t>
+      </w:r>
+    </w:p>
+    <w:p>
+      <w:pPr>
+        <w:rPr>
+          <w:lang w:val="en-GB"/>
+        </w:rPr>
+      </w:pPr>
+      <w:r>
+        <w:rPr>
+          <w:lang w:val="en-GB"/>
+        </w:rPr>
+        <w:t xml:space="preserve">    LSTM Units:        96</w:t>
+      </w:r>
+    </w:p>
+    <w:p>
+      <w:pPr>
+        <w:rPr>
+          <w:lang w:val="en-GB"/>
+        </w:rPr>
+      </w:pPr>
+      <w:r>
+        <w:rPr>
+          <w:lang w:val="en-GB"/>
+        </w:rPr>
+        <w:t xml:space="preserve">    Dense Context:     16</w:t>
+      </w:r>
+    </w:p>
+    <w:p>
+      <w:pPr>
+        <w:rPr>
+          <w:lang w:val="en-GB"/>
+        </w:rPr>
+      </w:pPr>
+      <w:r>
+        <w:rPr>
+          <w:lang w:val="en-GB"/>
+        </w:rPr>
+        <w:t xml:space="preserve">    Dense Final:       96</w:t>
+      </w:r>
+    </w:p>
+    <w:p>
+      <w:pPr>
+        <w:rPr>
+          <w:lang w:val="en-GB"/>
+        </w:rPr>
+      </w:pPr>
+      <w:r>
+        <w:rPr>
+          <w:lang w:val="en-GB"/>
+        </w:rPr>
+        <w:t xml:space="preserve">    Extra Layer?:      True</w:t>
+      </w:r>
+    </w:p>
+    <w:p>
+      <w:pPr>
+        <w:rPr>
+          <w:lang w:val="en-GB"/>
+        </w:rPr>
+      </w:pPr>
+      <w:r>
+        <w:rPr>
+          <w:lang w:val="en-GB"/>
+        </w:rPr>
+        <w:t xml:space="preserve">    Dropout Rate:      0.30000000000000004</w:t>
+      </w:r>
+    </w:p>
+    <w:p>
+      <w:pPr>
+        <w:rPr>
+          <w:lang w:val="en-GB"/>
+        </w:rPr>
+      </w:pPr>
+      <w:r>
+        <w:rPr>
+          <w:lang w:val="en-GB"/>
+        </w:rPr>
+        <w:t xml:space="preserve">    Learning Rate:     0.001</w:t>
+      </w:r>
+    </w:p>
+    <w:p>
+      <w:pPr>
+        <w:rPr>
+          <w:lang w:val="en-GB"/>
+        </w:rPr>
+      </w:pPr>
+      <w:r>
+        <w:rPr>
+          <w:lang w:val="en-GB"/>
+        </w:rPr>
+        <w:t xml:space="preserve">    Loss Cosine Wgt:   10.0</w:t>
+      </w:r>
+    </w:p>
+    <w:p>
+      <w:pPr>
+        <w:rPr>
+          <w:lang w:val="en-GB"/>
+        </w:rPr>
+      </w:pPr>
+      <w:r>
+        <w:rPr>
+          <w:lang w:val="en-GB"/>
+        </w:rPr>
+        <w:t xml:space="preserve">    N_PAST : 5</w:t>
+      </w:r>
+    </w:p>
+    <w:p>
+      <w:pPr>
+        <w:rPr>
+          <w:lang w:val="en-GB"/>
+        </w:rPr>
+      </w:pPr>
+    </w:p>
+    <w:p>
+      <w:pPr>
+        <w:rPr>
+          <w:lang w:val="en-GB"/>
+        </w:rPr>
+      </w:pPr>
+    </w:p>
+    <w:p>
+      <w:pPr>
+        <w:rPr>
+          <w:rFonts w:ascii="Segoe UI Emoji" w:hAnsi="Segoe UI Emoji" w:cs="Segoe UI Emoji"/>
+        </w:rPr>
+      </w:pPr>
+    </w:p>
+    <w:p>
+      <w:pPr>
+        <w:rPr>
+          <w:rFonts w:ascii="Segoe UI Emoji" w:hAnsi="Segoe UI Emoji" w:cs="Segoe UI Emoji"/>
+        </w:rPr>
+      </w:pPr>
+    </w:p>
+    <w:p>
+      <w:pPr>
+        <w:rPr>
+          <w:rFonts w:ascii="Segoe UI Emoji" w:hAnsi="Segoe UI Emoji" w:cs="Segoe UI Emoji"/>
+        </w:rPr>
+      </w:pPr>
+    </w:p>
+    <w:p>
+      <w:pPr>
+        <w:rPr>
+          <w:rFonts w:ascii="Segoe UI Emoji" w:hAnsi="Segoe UI Emoji" w:cs="Segoe UI Emoji"/>
+        </w:rPr>
+      </w:pPr>
+    </w:p>
+    <w:p>
+      <w:r>
+        <w:rPr>
+          <w:rFonts w:ascii="Segoe UI Emoji" w:hAnsi="Segoe UI Emoji" w:cs="Segoe UI Emoji"/>
+        </w:rPr>
+        <w:lastRenderedPageBreak/>
+        <w:t>✅</w:t>
+      </w:r>
+      <w:r>
+        <w:t xml:space="preserve"> TUNING CNN COMPLETATO! Migliori Parametri</w:t>
+      </w:r>
+      <w:r>
+        <w:t xml:space="preserve"> MAE</w:t>
+      </w:r>
+      <w:r>
+        <w:t>:</w:t>
+      </w:r>
+    </w:p>
+    <w:p>
+      <w:pPr>
+        <w:rPr>
+          <w:lang w:val="en-GB"/>
+        </w:rPr>
+      </w:pPr>
+      <w:r>
+        <w:t xml:space="preserve">    </w:t>
+      </w:r>
+      <w:r>
+        <w:rPr>
+          <w:lang w:val="en-GB"/>
+        </w:rPr>
+        <w:t>---------------------------------------------</w:t>
+      </w:r>
+    </w:p>
+    <w:p>
+      <w:pPr>
+        <w:rPr>
+          <w:lang w:val="en-GB"/>
+        </w:rPr>
+      </w:pPr>
+      <w:r>
+        <w:rPr>
+          <w:lang w:val="en-GB"/>
+        </w:rPr>
+        <w:t xml:space="preserve">    Filters:           96</w:t>
+      </w:r>
+    </w:p>
+    <w:p>
+      <w:pPr>
+        <w:rPr>
+          <w:lang w:val="en-GB"/>
+        </w:rPr>
+      </w:pPr>
+      <w:r>
+        <w:rPr>
+          <w:lang w:val="en-GB"/>
+        </w:rPr>
+        <w:t xml:space="preserve">    Kernel Size:       3</w:t>
+      </w:r>
+    </w:p>
+    <w:p>
+      <w:pPr>
+        <w:rPr>
+          <w:lang w:val="en-GB"/>
+        </w:rPr>
+      </w:pPr>
+      <w:r>
+        <w:rPr>
+          <w:lang w:val="en-GB"/>
+        </w:rPr>
+        <w:t xml:space="preserve">    Second Layer?:     False</w:t>
+      </w:r>
+    </w:p>
+    <w:p>
+      <w:pPr>
+        <w:rPr>
+          <w:lang w:val="en-GB"/>
+        </w:rPr>
+      </w:pPr>
+      <w:r>
+        <w:rPr>
+          <w:lang w:val="en-GB"/>
+        </w:rPr>
+        <w:t xml:space="preserve">    Dense Context:     32</w:t>
+      </w:r>
+    </w:p>
+    <w:p>
+      <w:pPr>
+        <w:rPr>
+          <w:lang w:val="en-GB"/>
+        </w:rPr>
+      </w:pPr>
+      <w:r>
+        <w:rPr>
+          <w:lang w:val="en-GB"/>
+        </w:rPr>
+        <w:t xml:space="preserve">    Dense Final:       64</w:t>
+      </w:r>
+    </w:p>
+    <w:p>
+      <w:pPr>
+        <w:rPr>
+          <w:lang w:val="en-GB"/>
+        </w:rPr>
+      </w:pPr>
+      <w:r>
+        <w:rPr>
+          <w:lang w:val="en-GB"/>
+        </w:rPr>
+        <w:t xml:space="preserve">    Dropout Rate:      0.30000000000000004</w:t>
+      </w:r>
+    </w:p>
+    <w:p>
+      <w:pPr>
+        <w:rPr>
+          <w:lang w:val="en-GB"/>
+        </w:rPr>
+      </w:pPr>
+      <w:r>
+        <w:rPr>
+          <w:lang w:val="en-GB"/>
+        </w:rPr>
+        <w:t xml:space="preserve">    Learning Rate:     0.001</w:t>
+      </w:r>
+    </w:p>
+    <w:p>
+      <w:pPr>
+        <w:rPr>
+          <w:lang w:val="en-GB"/>
+        </w:rPr>
+      </w:pPr>
+      <w:r>
+        <w:rPr>
+          <w:lang w:val="en-GB"/>
+        </w:rPr>
+        <w:t xml:space="preserve">    Cosine Weight:     12.0</w:t>
+      </w:r>
+    </w:p>
+    <w:p>
+      <w:pPr>
+        <w:rPr>
+          <w:lang w:val="en-GB"/>
+        </w:rPr>
+      </w:pPr>
+      <w:r>
+        <w:rPr>
+          <w:lang w:val="en-GB"/>
+        </w:rPr>
+        <w:t xml:space="preserve">    N_PAST : 2</w:t>
+      </w:r>
+    </w:p>
+    <w:p>
+      <w:pPr>
+        <w:rPr>
+          <w:lang w:val="en-GB"/>
+        </w:rPr>
+      </w:pPr>
+    </w:p>
+    <w:p>
+      <w:pPr>
+        <w:rPr>
+          <w:lang w:val="en-GB"/>
+        </w:rPr>
+      </w:pPr>
+    </w:p>
+    <w:p>
+      <w:r>
+        <w:rPr>
+          <w:rFonts w:ascii="Segoe UI Emoji" w:hAnsi="Segoe UI Emoji" w:cs="Segoe UI Emoji"/>
+          <w:lang w:val="en-GB"/>
+        </w:rPr>
+        <w:t>✅</w:t>
+      </w:r>
+      <w:r>
+        <w:rPr>
+          <w:lang w:val="en-GB"/>
+        </w:rPr>
+        <w:t xml:space="preserve"> TUNING CNN COMPLETATO! </w:t>
+      </w:r>
+      <w:r>
+        <w:t>Migliori Parametri</w:t>
+      </w:r>
+      <w:r>
+        <w:t xml:space="preserve"> Custom Loss</w:t>
+      </w:r>
+      <w:r>
+        <w:t>:</w:t>
+      </w:r>
+    </w:p>
+    <w:p>
+      <w:r>
+        <w:t xml:space="preserve">    </w:t>
+      </w:r>
+      <w:r>
+        <w:t>---------------------------------------------</w:t>
+      </w:r>
+    </w:p>
+    <w:p>
+      <w:r>
+        <w:t xml:space="preserve">    Filters:           96</w:t>
+      </w:r>
+    </w:p>
+    <w:p>
+      <w:r>
+        <w:t xml:space="preserve">    Kernel Size:       2</w:t>
+      </w:r>
+    </w:p>
+    <w:p>
+      <w:pPr>
+        <w:rPr>
+          <w:lang w:val="en-GB"/>
+        </w:rPr>
+      </w:pPr>
+      <w:r>
+        <w:t xml:space="preserve">    </w:t>
+      </w:r>
+      <w:r>
+        <w:rPr>
+          <w:lang w:val="en-GB"/>
+        </w:rPr>
+        <w:t>Second Layer?:     False</w:t>
+      </w:r>
+    </w:p>
+    <w:p>
+      <w:pPr>
+        <w:rPr>
+          <w:lang w:val="en-GB"/>
+        </w:rPr>
+      </w:pPr>
+      <w:r>
+        <w:rPr>
+          <w:lang w:val="en-GB"/>
+        </w:rPr>
+        <w:t xml:space="preserve">    Dense Context:     32</w:t>
+      </w:r>
+    </w:p>
+    <w:p>
+      <w:pPr>
+        <w:rPr>
+          <w:lang w:val="en-GB"/>
+        </w:rPr>
+      </w:pPr>
+      <w:r>
+        <w:rPr>
+          <w:lang w:val="en-GB"/>
+        </w:rPr>
+        <w:t xml:space="preserve">    Dense Final:       128</w:t>
+      </w:r>
+    </w:p>
+    <w:p>
+      <w:pPr>
+        <w:rPr>
+          <w:lang w:val="en-GB"/>
+        </w:rPr>
+      </w:pPr>
+      <w:r>
+        <w:rPr>
+          <w:lang w:val="en-GB"/>
+        </w:rPr>
+        <w:t xml:space="preserve">    Dropout Rate:      0.30000000000000004</w:t>
+      </w:r>
+    </w:p>
+    <w:p>
+      <w:pPr>
+        <w:rPr>
+          <w:lang w:val="en-GB"/>
+        </w:rPr>
+      </w:pPr>
+      <w:r>
+        <w:rPr>
+          <w:lang w:val="en-GB"/>
+        </w:rPr>
+        <w:t xml:space="preserve">    Learning Rate:     0.001</w:t>
+      </w:r>
+    </w:p>
+    <w:p>
+      <w:pPr>
+        <w:rPr>
+          <w:lang w:val="en-GB"/>
+        </w:rPr>
+      </w:pPr>
+      <w:r>
+        <w:rPr>
+          <w:lang w:val="en-GB"/>
+        </w:rPr>
+        <w:t xml:space="preserve">    Cosine Weight:     12.0</w:t>
+      </w:r>
+    </w:p>
+    <w:p>
+      <w:pPr>
+        <w:rPr>
+          <w:lang w:val="en-GB"/>
+        </w:rPr>
+      </w:pPr>
+      <w:r>
+        <w:rPr>
+          <w:lang w:val="en-GB"/>
+        </w:rPr>
+        <w:t xml:space="preserve">    N_PAST : 4</w:t>
+      </w:r>
+    </w:p>
+    <w:p>
+      <w:pPr>
+        <w:rPr>
+          <w:lang w:val="en-GB"/>
+        </w:rPr>
+      </w:pPr>
+    </w:p>
+    <w:p>
+      <w:pPr>
+        <w:rPr>
+          <w:lang w:val="en-GB"/>
+        </w:rPr>
+      </w:pPr>
+    </w:p>
+    <w:p>
+      <w:pPr>
+        <w:rPr>
+          <w:lang w:val="en-GB"/>
+        </w:rPr>
+      </w:pPr>
+    </w:p>
+    <w:p>
+      <w:pPr>
+        <w:rPr>
+          <w:lang w:val="en-GB"/>
+        </w:rPr>
+      </w:pPr>
+    </w:p>
+    <w:p>
+      <w:pPr>
+        <w:rPr>
+          <w:lang w:val="en-GB"/>
+        </w:rPr>
+      </w:pPr>
+    </w:p>
+    <w:p>
+      <w:pPr>
+        <w:rPr>
+          <w:lang w:val="en-GB"/>
+        </w:rPr>
+      </w:pPr>
+    </w:p>
+    <w:p>
+      <w:pPr>
+        <w:rPr>
+          <w:lang w:val="en-GB"/>
+        </w:rPr>
+      </w:pPr>
+    </w:p>
+    <w:p>
+      <w:pPr>
+        <w:rPr>
+          <w:lang w:val="en-GB"/>
+        </w:rPr>
+      </w:pPr>
+    </w:p>
+    <w:p>
+      <w:pPr>
+        <w:rPr>
+          <w:lang w:val="en-GB"/>
+        </w:rPr>
+      </w:pPr>
+      <w:r>
+        <w:rPr>
+          <w:lang w:val="en-GB"/>
+        </w:rPr>
+        <w:lastRenderedPageBreak/>
+        <w:t>ATTACCANTI:</w:t>
+      </w:r>
+    </w:p>
+    <w:p>
+      <w:pPr>
+        <w:rPr>
+          <w:lang w:val="en-GB"/>
+        </w:rPr>
+      </w:pPr>
+      <w:r>
+        <w:rPr>
+          <w:lang w:val="en-GB"/>
+        </w:rPr>
+        <w:t>(9100 training, 1700 validation, 1800 training)</w:t>
+      </w:r>
+    </w:p>
+    <w:p>
+      <w:r>
+        <w:rPr>
+          <w:rFonts w:ascii="Segoe UI Emoji" w:hAnsi="Segoe UI Emoji" w:cs="Segoe UI Emoji"/>
+          <w:lang w:val="en-GB"/>
+        </w:rPr>
+        <w:t>✅</w:t>
+      </w:r>
+      <w:r>
+        <w:rPr>
+          <w:lang w:val="en-GB"/>
+        </w:rPr>
+        <w:t xml:space="preserve"> TUNING COMPLETATO! </w:t>
+      </w:r>
+      <w:r>
+        <w:t>I Migliori Parametri sono</w:t>
+      </w:r>
+      <w:r>
+        <w:t xml:space="preserve"> LSTM Custom Loss</w:t>
+      </w:r>
+      <w:r>
+        <w:t>:</w:t>
+      </w:r>
+    </w:p>
+    <w:p>
+      <w:pPr>
+        <w:rPr>
+          <w:lang w:val="en-GB"/>
+        </w:rPr>
+      </w:pPr>
+      <w:r>
+        <w:t xml:space="preserve">    </w:t>
+      </w:r>
+      <w:r>
+        <w:rPr>
+          <w:lang w:val="en-GB"/>
+        </w:rPr>
+        <w:t>------------------------------------------------</w:t>
+      </w:r>
+    </w:p>
+    <w:p>
+      <w:pPr>
+        <w:rPr>
+          <w:lang w:val="en-GB"/>
+        </w:rPr>
+      </w:pPr>
+      <w:r>
+        <w:rPr>
+          <w:lang w:val="en-GB"/>
+        </w:rPr>
+        <w:t xml:space="preserve">    LSTM Units:        96</w:t>
+      </w:r>
+    </w:p>
+    <w:p>
+      <w:pPr>
+        <w:rPr>
+          <w:lang w:val="en-GB"/>
+        </w:rPr>
+      </w:pPr>
+      <w:r>
+        <w:rPr>
+          <w:lang w:val="en-GB"/>
+        </w:rPr>
+        <w:t xml:space="preserve">    Dense Context:     64</w:t>
+      </w:r>
+    </w:p>
+    <w:p>
+      <w:pPr>
+        <w:rPr>
+          <w:lang w:val="en-GB"/>
+        </w:rPr>
+      </w:pPr>
+      <w:r>
+        <w:rPr>
+          <w:lang w:val="en-GB"/>
+        </w:rPr>
+        <w:t xml:space="preserve">    Dense Final:       128</w:t>
+      </w:r>
+    </w:p>
+    <w:p>
+      <w:pPr>
+        <w:rPr>
+          <w:lang w:val="en-GB"/>
+        </w:rPr>
+      </w:pPr>
+      <w:r>
+        <w:rPr>
+          <w:lang w:val="en-GB"/>
+        </w:rPr>
+        <w:t xml:space="preserve">    Extra Layer?:      True</w:t>
+      </w:r>
+    </w:p>
+    <w:p>
+      <w:pPr>
+        <w:rPr>
+          <w:lang w:val="en-GB"/>
+        </w:rPr>
+      </w:pPr>
+      <w:r>
+        <w:rPr>
+          <w:lang w:val="en-GB"/>
+        </w:rPr>
+        <w:t xml:space="preserve">    Dropout Rate:      0.4</w:t>
+      </w:r>
+    </w:p>
+    <w:p>
+      <w:pPr>
+        <w:rPr>
+          <w:lang w:val="en-GB"/>
+        </w:rPr>
+      </w:pPr>
+      <w:r>
+        <w:rPr>
+          <w:lang w:val="en-GB"/>
+        </w:rPr>
+        <w:t xml:space="preserve">    Learning Rate:     0.001</w:t>
+      </w:r>
+    </w:p>
+    <w:p>
+      <w:pPr>
+        <w:rPr>
+          <w:lang w:val="en-GB"/>
+        </w:rPr>
+      </w:pPr>
+      <w:r>
+        <w:rPr>
+          <w:lang w:val="en-GB"/>
+        </w:rPr>
+        <w:t xml:space="preserve">    Loss Cosine Wgt:   10.0</w:t>
+      </w:r>
+    </w:p>
+    <w:p>
+      <w:pPr>
+        <w:rPr>
+          <w:lang w:val="en-GB"/>
+        </w:rPr>
+      </w:pPr>
+      <w:r>
+        <w:rPr>
+          <w:lang w:val="en-GB"/>
+        </w:rPr>
+        <w:t xml:space="preserve">    N_PAST : 4</w:t>
+      </w:r>
+    </w:p>
+    <w:p>
+      <w:pPr>
+        <w:rPr>
+          <w:lang w:val="en-GB"/>
+        </w:rPr>
+      </w:pPr>
+    </w:p>
+    <w:p>
+      <w:r>
+        <w:rPr>
+          <w:rFonts w:ascii="Segoe UI Emoji" w:hAnsi="Segoe UI Emoji" w:cs="Segoe UI Emoji"/>
+        </w:rPr>
+        <w:t>✅</w:t>
+      </w:r>
+      <w:r>
+        <w:t xml:space="preserve"> TUNING COMPLETATO! I Migliori Parametri sono</w:t>
+      </w:r>
+      <w:r>
+        <w:t xml:space="preserve"> LSTM MAE</w:t>
+      </w:r>
+      <w:r>
+        <w:t>:</w:t>
+      </w:r>
+    </w:p>
+    <w:p>
+      <w:pPr>
+        <w:rPr>
+          <w:lang w:val="en-GB"/>
+        </w:rPr>
+      </w:pPr>
+      <w:r>
+        <w:t xml:space="preserve">    </w:t>
+      </w:r>
+      <w:r>
+        <w:rPr>
+          <w:lang w:val="en-GB"/>
+        </w:rPr>
+        <w:t>------------------------------------------------</w:t>
+      </w:r>
+    </w:p>
+    <w:p>
+      <w:pPr>
+        <w:rPr>
+          <w:lang w:val="en-GB"/>
+        </w:rPr>
+      </w:pPr>
+      <w:r>
+        <w:rPr>
+          <w:lang w:val="en-GB"/>
+        </w:rPr>
+        <w:t xml:space="preserve">    LSTM Units:        32</w:t>
+      </w:r>
+    </w:p>
+    <w:p>
+      <w:pPr>
+        <w:rPr>
+          <w:lang w:val="en-GB"/>
+        </w:rPr>
+      </w:pPr>
+      <w:r>
+        <w:rPr>
+          <w:lang w:val="en-GB"/>
+        </w:rPr>
+        <w:t xml:space="preserve">    Dense Context:     48</w:t>
+      </w:r>
+    </w:p>
+    <w:p>
+      <w:pPr>
+        <w:rPr>
+          <w:lang w:val="en-GB"/>
+        </w:rPr>
+      </w:pPr>
+      <w:r>
+        <w:rPr>
+          <w:lang w:val="en-GB"/>
+        </w:rPr>
+        <w:t xml:space="preserve">    Dense Final:       32</w:t>
+      </w:r>
+    </w:p>
+    <w:p>
+      <w:pPr>
+        <w:rPr>
+          <w:lang w:val="en-GB"/>
+        </w:rPr>
+      </w:pPr>
+      <w:r>
+        <w:rPr>
+          <w:lang w:val="en-GB"/>
+        </w:rPr>
+        <w:t xml:space="preserve">    Extra Layer?:      True</w:t>
+      </w:r>
+    </w:p>
+    <w:p>
+      <w:pPr>
+        <w:rPr>
+          <w:lang w:val="en-GB"/>
+        </w:rPr>
+      </w:pPr>
+      <w:r>
+        <w:rPr>
+          <w:lang w:val="en-GB"/>
+        </w:rPr>
+        <w:t xml:space="preserve">    Dropout Rate:      0.30000000000000004</w:t>
+      </w:r>
+    </w:p>
+    <w:p>
+      <w:pPr>
+        <w:rPr>
+          <w:lang w:val="en-GB"/>
+        </w:rPr>
+      </w:pPr>
+      <w:r>
+        <w:rPr>
+          <w:lang w:val="en-GB"/>
+        </w:rPr>
+        <w:t xml:space="preserve">    Learning Rate:     0.001</w:t>
+      </w:r>
+    </w:p>
+    <w:p>
+      <w:pPr>
+        <w:rPr>
+          <w:lang w:val="en-GB"/>
+        </w:rPr>
+      </w:pPr>
+      <w:r>
+        <w:rPr>
+          <w:lang w:val="en-GB"/>
+        </w:rPr>
+        <w:t xml:space="preserve">    Loss Cosine Wgt:   8.0</w:t>
+      </w:r>
+    </w:p>
+    <w:p>
+      <w:pPr>
+        <w:rPr>
+          <w:lang w:val="en-GB"/>
+        </w:rPr>
+      </w:pPr>
+      <w:r>
+        <w:rPr>
+          <w:lang w:val="en-GB"/>
+        </w:rPr>
+        <w:t xml:space="preserve">    N_PAST : 4</w:t>
+      </w:r>
+    </w:p>
+    <w:p>
+      <w:pPr>
+        <w:rPr>
+          <w:lang w:val="en-GB"/>
+        </w:rPr>
+      </w:pPr>
+    </w:p>
+    <w:p/>
+    <w:p/>
+    <w:p/>
+    <w:p/>
+    <w:p/>
+    <w:p/>
+    <w:p/>
+    <w:p/>
+    <w:p>
+      <w:r>
+        <w:lastRenderedPageBreak/>
+        <w:t>TUNING CNN COMPLETATO! Migliori Parametri</w:t>
+      </w:r>
+      <w:r>
+        <w:t xml:space="preserve"> MAE</w:t>
+      </w:r>
+      <w:r>
+        <w:t>:</w:t>
+      </w:r>
+    </w:p>
+    <w:p>
+      <w:pPr>
+        <w:rPr>
+          <w:lang w:val="en-GB"/>
+        </w:rPr>
+      </w:pPr>
+      <w:r>
+        <w:t xml:space="preserve">    </w:t>
+      </w:r>
+      <w:r>
+        <w:rPr>
+          <w:lang w:val="en-GB"/>
+        </w:rPr>
+        <w:t>---------------------------------------------</w:t>
+      </w:r>
+    </w:p>
+    <w:p>
+      <w:pPr>
+        <w:rPr>
+          <w:lang w:val="en-GB"/>
+        </w:rPr>
+      </w:pPr>
+      <w:r>
+        <w:rPr>
+          <w:lang w:val="en-GB"/>
+        </w:rPr>
+        <w:t xml:space="preserve">    Filters:           32</w:t>
+      </w:r>
+    </w:p>
+    <w:p>
+      <w:pPr>
+        <w:rPr>
+          <w:lang w:val="en-GB"/>
+        </w:rPr>
+      </w:pPr>
+      <w:r>
+        <w:rPr>
+          <w:lang w:val="en-GB"/>
+        </w:rPr>
+        <w:t xml:space="preserve">    Kernel Size:       3</w:t>
+      </w:r>
+    </w:p>
+    <w:p>
+      <w:pPr>
+        <w:rPr>
+          <w:lang w:val="en-GB"/>
+        </w:rPr>
+      </w:pPr>
+      <w:r>
+        <w:rPr>
+          <w:lang w:val="en-GB"/>
+        </w:rPr>
+        <w:t xml:space="preserve">    Second Layer?:     False</w:t>
+      </w:r>
+    </w:p>
+    <w:p>
+      <w:pPr>
+        <w:rPr>
+          <w:lang w:val="en-GB"/>
+        </w:rPr>
+      </w:pPr>
+      <w:r>
+        <w:rPr>
+          <w:lang w:val="en-GB"/>
+        </w:rPr>
+        <w:t xml:space="preserve">    Dense Context:     16</w:t>
+      </w:r>
+    </w:p>
+    <w:p>
+      <w:pPr>
+        <w:rPr>
+          <w:lang w:val="en-GB"/>
+        </w:rPr>
+      </w:pPr>
+      <w:r>
+        <w:rPr>
+          <w:lang w:val="en-GB"/>
+        </w:rPr>
+        <w:t xml:space="preserve">    Dense Final:       96</w:t>
+      </w:r>
+    </w:p>
+    <w:p>
+      <w:pPr>
+        <w:rPr>
+          <w:lang w:val="en-GB"/>
+        </w:rPr>
+      </w:pPr>
+      <w:r>
+        <w:rPr>
+          <w:lang w:val="en-GB"/>
+        </w:rPr>
+        <w:t xml:space="preserve">    Dropout Rate:      0.4</w:t>
+      </w:r>
+    </w:p>
+    <w:p>
+      <w:pPr>
+        <w:rPr>
+          <w:lang w:val="en-GB"/>
+        </w:rPr>
+      </w:pPr>
+      <w:r>
+        <w:rPr>
+          <w:lang w:val="en-GB"/>
+        </w:rPr>
+        <w:t xml:space="preserve">    Learning Rate:     0.0005</w:t>
+      </w:r>
+    </w:p>
+    <w:p>
+      <w:pPr>
+        <w:rPr>
+          <w:lang w:val="en-GB"/>
+        </w:rPr>
+      </w:pPr>
+      <w:r>
+        <w:rPr>
+          <w:lang w:val="en-GB"/>
+        </w:rPr>
+        <w:t xml:space="preserve">    Cosine Weight:     12.0</w:t>
+      </w:r>
+    </w:p>
+    <w:p>
+      <w:pPr>
+        <w:rPr>
+          <w:lang w:val="en-GB"/>
+        </w:rPr>
+      </w:pPr>
+      <w:r>
+        <w:rPr>
+          <w:lang w:val="en-GB"/>
+        </w:rPr>
+        <w:t xml:space="preserve">    N_PAST : 4</w:t>
+      </w:r>
+    </w:p>
+    <w:p>
+      <w:pPr>
+        <w:rPr>
+          <w:lang w:val="en-GB"/>
+        </w:rPr>
+      </w:pPr>
+    </w:p>
+    <w:p>
+      <w:r>
+        <w:t>TUNING CNN COMPLETATO! Migliori Parametri</w:t>
+      </w:r>
+      <w:r>
+        <w:t xml:space="preserve"> Custom Loss</w:t>
+      </w:r>
+      <w:r>
+        <w:t>:</w:t>
+      </w:r>
+    </w:p>
+    <w:p>
+      <w:pPr>
+        <w:rPr>
+          <w:lang w:val="en-GB"/>
+        </w:rPr>
+      </w:pPr>
+      <w:r>
+        <w:t xml:space="preserve">    </w:t>
+      </w:r>
+      <w:r>
+        <w:rPr>
+          <w:lang w:val="en-GB"/>
+        </w:rPr>
+        <w:t>---------------------------------------------</w:t>
+      </w:r>
+    </w:p>
+    <w:p>
+      <w:pPr>
+        <w:rPr>
+          <w:lang w:val="en-GB"/>
+        </w:rPr>
+      </w:pPr>
+      <w:r>
+        <w:rPr>
+          <w:lang w:val="en-GB"/>
+        </w:rPr>
+        <w:t xml:space="preserve">    Filters:           32</w:t>
+      </w:r>
+    </w:p>
+    <w:p>
+      <w:pPr>
+        <w:rPr>
+          <w:lang w:val="en-GB"/>
+        </w:rPr>
+      </w:pPr>
+      <w:r>
+        <w:rPr>
+          <w:lang w:val="en-GB"/>
+        </w:rPr>
+        <w:t xml:space="preserve">    Kernel Size:       2</w:t>
+      </w:r>
+    </w:p>
+    <w:p>
+      <w:pPr>
+        <w:rPr>
+          <w:lang w:val="en-GB"/>
+        </w:rPr>
+      </w:pPr>
+      <w:r>
+        <w:rPr>
+          <w:lang w:val="en-GB"/>
+        </w:rPr>
+        <w:t xml:space="preserve">    Second Layer?:     False</w:t>
+      </w:r>
+    </w:p>
+    <w:p>
+      <w:pPr>
+        <w:rPr>
+          <w:lang w:val="en-GB"/>
+        </w:rPr>
+      </w:pPr>
+      <w:r>
+        <w:rPr>
+          <w:lang w:val="en-GB"/>
+        </w:rPr>
+        <w:t xml:space="preserve">    Dense Context:     16</w:t>
+      </w:r>
+    </w:p>
+    <w:p>
+      <w:pPr>
+        <w:rPr>
+          <w:lang w:val="en-GB"/>
+        </w:rPr>
+      </w:pPr>
+      <w:r>
+        <w:rPr>
+          <w:lang w:val="en-GB"/>
+        </w:rPr>
+        <w:t xml:space="preserve">    Dense Final:       96</w:t>
+      </w:r>
+    </w:p>
+    <w:p>
+      <w:pPr>
+        <w:rPr>
+          <w:lang w:val="en-GB"/>
+        </w:rPr>
+      </w:pPr>
+      <w:r>
+        <w:rPr>
+          <w:lang w:val="en-GB"/>
+        </w:rPr>
+        <w:t xml:space="preserve">    Dropout Rate:      0.4</w:t>
+      </w:r>
+    </w:p>
+    <w:p>
+      <w:pPr>
+        <w:rPr>
+          <w:lang w:val="en-GB"/>
+        </w:rPr>
+      </w:pPr>
+      <w:r>
+        <w:rPr>
+          <w:lang w:val="en-GB"/>
+        </w:rPr>
+        <w:t xml:space="preserve">    Learning Rate:     0.001</w:t>
+      </w:r>
+    </w:p>
+    <w:p>
+      <w:pPr>
+        <w:rPr>
+          <w:lang w:val="en-GB"/>
+        </w:rPr>
+      </w:pPr>
+      <w:r>
+        <w:rPr>
+          <w:lang w:val="en-GB"/>
+        </w:rPr>
+        <w:t xml:space="preserve">    Cosine Weight:     12.0</w:t>
+      </w:r>
+    </w:p>
+    <w:p>
+      <w:pPr>
+        <w:rPr>
+          <w:lang w:val="en-GB"/>
+        </w:rPr>
+      </w:pPr>
+      <w:r>
+        <w:rPr>
+          <w:lang w:val="en-GB"/>
+        </w:rPr>
+        <w:t xml:space="preserve">    N_PAST : 3</w:t>
+      </w:r>
+    </w:p>
+    <w:p>
+      <w:pPr>
+        <w:rPr>
+          <w:lang w:val="en-GB"/>
+        </w:rPr>
+      </w:pPr>
+    </w:p>
+    <w:p>
+      <w:pPr>
+        <w:rPr>
+          <w:lang w:val="en-GB"/>
+        </w:rPr>
+      </w:pPr>
+    </w:p>
+    <w:p>
+      <w:pPr>
+        <w:rPr>
+          <w:lang w:val="en-GB"/>
+        </w:rPr>
+      </w:pPr>
+    </w:p>
     <w:sectPr>
       <w:pgSz w:w="11906" w:h="16838"/>
       <w:pgMar w:top="1417" w:right="1134" w:bottom="1134" w:left="1134" w:header="708" w:footer="708" w:gutter="0"/>
